--- a/fuentes/228126_CF06_CFA.docx
+++ b/fuentes/228126_CF06_CFA.docx
@@ -1,6 +1,6 @@
 
 <file path=word/document.xml><?xml version="1.0" encoding="utf-8"?>
-<w:document xmlns:wpc="http://schemas.microsoft.com/office/word/2010/wordprocessingCanvas" xmlns:cx="http://schemas.microsoft.com/office/drawing/2014/chartex" xmlns:cx1="http://schemas.microsoft.com/office/drawing/2015/9/8/chartex" xmlns:cx2="http://schemas.microsoft.com/office/drawing/2015/10/21/chartex" xmlns:cx3="http://schemas.microsoft.com/office/drawing/2016/5/9/chartex" xmlns:cx4="http://schemas.microsoft.com/office/drawing/2016/5/10/chartex" xmlns:cx5="http://schemas.microsoft.com/office/drawing/2016/5/11/chartex" xmlns:cx6="http://schemas.microsoft.com/office/drawing/2016/5/12/chartex" xmlns:cx7="http://schemas.microsoft.com/office/drawing/2016/5/13/chartex" xmlns:cx8="http://schemas.microsoft.com/office/drawing/2016/5/14/chartex" xmlns:mc="http://schemas.openxmlformats.org/markup-compatibility/2006" xmlns:aink="http://schemas.microsoft.com/office/drawing/2016/ink" xmlns:am3d="http://schemas.microsoft.com/office/drawing/2017/model3d" xmlns:o="urn:schemas-microsoft-com:office:office" xmlns:r="http://schemas.openxmlformats.org/officeDocument/2006/relationships" xmlns:m="http://schemas.openxmlformats.org/officeDocument/2006/math" xmlns:v="urn:schemas-microsoft-com:vml" xmlns:wp14="http://schemas.microsoft.com/office/word/2010/wordprocessingDrawing" xmlns:wp="http://schemas.openxmlformats.org/drawingml/2006/wordprocessingDrawing" xmlns:w10="urn:schemas-microsoft-com:office:word" xmlns:w="http://schemas.openxmlformats.org/wordprocessingml/2006/main" xmlns:w14="http://schemas.microsoft.com/office/word/2010/wordml" xmlns:w15="http://schemas.microsoft.com/office/word/2012/wordml" xmlns:w16cex="http://schemas.microsoft.com/office/word/2018/wordml/cex" xmlns:w16cid="http://schemas.microsoft.com/office/word/2016/wordml/cid" xmlns:w16="http://schemas.microsoft.com/office/word/2018/wordml" xmlns:w16se="http://schemas.microsoft.com/office/word/2015/wordml/symex" xmlns:wpg="http://schemas.microsoft.com/office/word/2010/wordprocessingGroup" xmlns:wpi="http://schemas.microsoft.com/office/word/2010/wordprocessingInk" xmlns:wne="http://schemas.microsoft.com/office/word/2006/wordml" xmlns:wps="http://schemas.microsoft.com/office/word/2010/wordprocessingShape" mc:Ignorable="w14 w15 w16se w16cid w16 w16cex wp14">
+<w:document xmlns:wpc="http://schemas.microsoft.com/office/word/2010/wordprocessingCanvas" xmlns:cx="http://schemas.microsoft.com/office/drawing/2014/chartex" xmlns:cx1="http://schemas.microsoft.com/office/drawing/2015/9/8/chartex" xmlns:cx2="http://schemas.microsoft.com/office/drawing/2015/10/21/chartex" xmlns:cx3="http://schemas.microsoft.com/office/drawing/2016/5/9/chartex" xmlns:cx4="http://schemas.microsoft.com/office/drawing/2016/5/10/chartex" xmlns:cx5="http://schemas.microsoft.com/office/drawing/2016/5/11/chartex" xmlns:cx6="http://schemas.microsoft.com/office/drawing/2016/5/12/chartex" xmlns:cx7="http://schemas.microsoft.com/office/drawing/2016/5/13/chartex" xmlns:cx8="http://schemas.microsoft.com/office/drawing/2016/5/14/chartex" xmlns:mc="http://schemas.openxmlformats.org/markup-compatibility/2006" xmlns:aink="http://schemas.microsoft.com/office/drawing/2016/ink" xmlns:am3d="http://schemas.microsoft.com/office/drawing/2017/model3d" xmlns:o="urn:schemas-microsoft-com:office:office" xmlns:r="http://schemas.openxmlformats.org/officeDocument/2006/relationships" xmlns:m="http://schemas.openxmlformats.org/officeDocument/2006/math" xmlns:v="urn:schemas-microsoft-com:vml" xmlns:wp14="http://schemas.microsoft.com/office/word/2010/wordprocessingDrawing" xmlns:wp="http://schemas.openxmlformats.org/drawingml/2006/wordprocessingDrawing" xmlns:w10="urn:schemas-microsoft-com:office:word" xmlns:w="http://schemas.openxmlformats.org/wordprocessingml/2006/main" xmlns:w14="http://schemas.microsoft.com/office/word/2010/wordml" xmlns:w15="http://schemas.microsoft.com/office/word/2012/wordml" xmlns:w16cex="http://schemas.microsoft.com/office/word/2018/wordml/cex" xmlns:w16cid="http://schemas.microsoft.com/office/word/2016/wordml/cid" xmlns:w16="http://schemas.microsoft.com/office/word/2018/wordml" xmlns:w16sdtdh="http://schemas.microsoft.com/office/word/2020/wordml/sdtdatahash" xmlns:w16se="http://schemas.microsoft.com/office/word/2015/wordml/symex" xmlns:wpg="http://schemas.microsoft.com/office/word/2010/wordprocessingGroup" xmlns:wpi="http://schemas.microsoft.com/office/word/2010/wordprocessingInk" xmlns:wne="http://schemas.microsoft.com/office/word/2006/wordml" xmlns:wps="http://schemas.microsoft.com/office/word/2010/wordprocessingShape" mc:Ignorable="w14 w15 w16se w16cid w16 w16cex w16sdtdh wp14">
   <w:body>
     <w:p>
       <w:r>
@@ -213,7 +213,7 @@
               </wp:anchor>
             </w:drawing>
           </mc:Choice>
-          <mc:Fallback xmlns:w16sdtdh="http://schemas.microsoft.com/office/word/2020/wordml/sdtdatahash">
+          <mc:Fallback>
             <w:pict>
               <v:rect w14:anchorId="5C6229C9" id="Rectángulo 4" o:spid="_x0000_s1026" style="position:absolute;margin-left:-55.7pt;margin-top:29pt;width:613.85pt;height:204pt;z-index:-251659776;visibility:visible;mso-wrap-style:square;mso-width-percent:0;mso-height-percent:0;mso-wrap-distance-left:9pt;mso-wrap-distance-top:0;mso-wrap-distance-right:9pt;mso-wrap-distance-bottom:0;mso-position-horizontal:absolute;mso-position-horizontal-relative:text;mso-position-vertical:absolute;mso-position-vertical-relative:text;mso-width-percent:0;mso-height-percent:0;mso-width-relative:page;mso-height-relative:margin;v-text-anchor:middle" o:gfxdata="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" fillcolor="#00314d" stroked="f" strokeweight="1pt"/>
             </w:pict>
@@ -2586,6 +2586,7 @@
           <w:tab w:val="left" w:pos="1760"/>
           <w:tab w:val="right" w:leader="dot" w:pos="9962"/>
         </w:tabs>
+        <w:ind w:left="1754" w:hanging="765"/>
         <w:rPr>
           <w:rFonts w:asciiTheme="minorHAnsi" w:eastAsiaTheme="minorEastAsia" w:hAnsiTheme="minorHAnsi" w:cstheme="minorBidi"/>
           <w:noProof/>
@@ -2692,6 +2693,7 @@
           <w:tab w:val="left" w:pos="1760"/>
           <w:tab w:val="right" w:leader="dot" w:pos="9962"/>
         </w:tabs>
+        <w:ind w:left="1754" w:hanging="765"/>
         <w:rPr>
           <w:rFonts w:asciiTheme="minorHAnsi" w:eastAsiaTheme="minorEastAsia" w:hAnsiTheme="minorHAnsi" w:cstheme="minorBidi"/>
           <w:noProof/>
@@ -2724,6 +2726,20 @@
             <w:noProof/>
           </w:rPr>
           <w:t>Gestión de copias de seguridad: exportación e importación de bases de datos</w:t>
+        </w:r>
+        <w:r>
+          <w:rPr>
+            <w:noProof/>
+            <w:webHidden/>
+          </w:rPr>
+          <w:tab/>
+        </w:r>
+        <w:r>
+          <w:rPr>
+            <w:noProof/>
+            <w:webHidden/>
+          </w:rPr>
+          <w:tab/>
         </w:r>
         <w:r>
           <w:rPr>
@@ -4482,11 +4498,6 @@
         <w:rPr>
           <w:b/>
         </w:rPr>
-      </w:r>
-      <w:r>
-        <w:rPr>
-          <w:b/>
-        </w:rPr>
         <w:fldChar w:fldCharType="separate"/>
       </w:r>
       <w:r>
@@ -5228,7 +5239,19 @@
         <w:rPr>
           <w:b/>
         </w:rPr>
-        <w:t>1999 – SQL:1999</w:t>
+        <w:t>1999 – SQL:</w:t>
+      </w:r>
+      <w:r>
+        <w:rPr>
+          <w:b/>
+        </w:rPr>
+        <w:t xml:space="preserve"> </w:t>
+      </w:r>
+      <w:r>
+        <w:rPr>
+          <w:b/>
+        </w:rPr>
+        <w:t>1999</w:t>
       </w:r>
     </w:p>
     <w:p>
@@ -5252,7 +5275,19 @@
         <w:rPr>
           <w:b/>
         </w:rPr>
-        <w:t>2003 – SQL:2003</w:t>
+        <w:t>2003 – SQL:</w:t>
+      </w:r>
+      <w:r>
+        <w:rPr>
+          <w:b/>
+        </w:rPr>
+        <w:t xml:space="preserve"> </w:t>
+      </w:r>
+      <w:r>
+        <w:rPr>
+          <w:b/>
+        </w:rPr>
+        <w:t>2003</w:t>
       </w:r>
     </w:p>
     <w:p>
@@ -11146,19 +11181,34 @@
         <w:rPr>
           <w:lang w:val="es-MX" w:eastAsia="es-CO"/>
         </w:rPr>
-        <w:t xml:space="preserve"> Tutorial. https://www.geeksforgeeks.org/dbms/</w:t>
-      </w:r>
-    </w:p>
-    <w:p>
-      <w:pPr>
+        <w:t xml:space="preserve"> Tutorial. </w:t>
+      </w:r>
+      <w:hyperlink r:id="rId20" w:history="1">
+        <w:r>
+          <w:rPr>
+            <w:rStyle w:val="Hipervnculo"/>
+            <w:lang w:val="es-MX" w:eastAsia="es-CO"/>
+          </w:rPr>
+          <w:t>https://www.geeksforgeeks.org/dbms/</w:t>
+        </w:r>
+      </w:hyperlink>
+      <w:r>
         <w:rPr>
           <w:lang w:val="es-MX" w:eastAsia="es-CO"/>
         </w:rPr>
-      </w:pPr>
-      <w:r>
+        <w:t xml:space="preserve"> </w:t>
+      </w:r>
+    </w:p>
+    <w:p>
+      <w:pPr>
         <w:rPr>
           <w:lang w:val="es-MX" w:eastAsia="es-CO"/>
         </w:rPr>
+      </w:pPr>
+      <w:r>
+        <w:rPr>
+          <w:lang w:val="es-MX" w:eastAsia="es-CO"/>
+        </w:rPr>
         <w:t xml:space="preserve">IBM. (s.f.). </w:t>
       </w:r>
       <w:proofErr w:type="spellStart"/>
@@ -11187,19 +11237,34 @@
         <w:rPr>
           <w:lang w:val="es-MX" w:eastAsia="es-CO"/>
         </w:rPr>
-        <w:t xml:space="preserve"> NoSQL? https://www.ibm.com/topics/nosql-databases</w:t>
-      </w:r>
-    </w:p>
-    <w:p>
-      <w:pPr>
+        <w:t xml:space="preserve"> NoSQL? </w:t>
+      </w:r>
+      <w:hyperlink r:id="rId21" w:history="1">
+        <w:r>
+          <w:rPr>
+            <w:rStyle w:val="Hipervnculo"/>
+            <w:lang w:val="es-MX" w:eastAsia="es-CO"/>
+          </w:rPr>
+          <w:t>https://www.ibm.com/topics/nosql-databases</w:t>
+        </w:r>
+      </w:hyperlink>
+      <w:r>
         <w:rPr>
           <w:lang w:val="es-MX" w:eastAsia="es-CO"/>
         </w:rPr>
-      </w:pPr>
-      <w:r>
+        <w:t xml:space="preserve"> </w:t>
+      </w:r>
+    </w:p>
+    <w:p>
+      <w:pPr>
         <w:rPr>
           <w:lang w:val="es-MX" w:eastAsia="es-CO"/>
         </w:rPr>
+      </w:pPr>
+      <w:r>
+        <w:rPr>
+          <w:lang w:val="es-MX" w:eastAsia="es-CO"/>
+        </w:rPr>
         <w:t xml:space="preserve">Microsoft. (s.f.). SQL Server </w:t>
       </w:r>
       <w:proofErr w:type="spellStart"/>
@@ -11214,33 +11279,50 @@
         <w:rPr>
           <w:lang w:val="es-MX" w:eastAsia="es-CO"/>
         </w:rPr>
-        <w:t>. https://learn.microsoft.com/sql/</w:t>
-      </w:r>
-    </w:p>
-    <w:p>
-      <w:pPr>
+        <w:t xml:space="preserve">. </w:t>
+      </w:r>
+      <w:hyperlink r:id="rId22" w:history="1">
+        <w:r>
+          <w:rPr>
+            <w:rStyle w:val="Hipervnculo"/>
+            <w:lang w:val="es-MX" w:eastAsia="es-CO"/>
+          </w:rPr>
+          <w:t>https://learn.microsoft.com/sql/</w:t>
+        </w:r>
+      </w:hyperlink>
+      <w:r>
         <w:rPr>
           <w:lang w:val="es-MX" w:eastAsia="es-CO"/>
         </w:rPr>
-      </w:pPr>
-      <w:r>
+        <w:t xml:space="preserve"> </w:t>
+      </w:r>
+    </w:p>
+    <w:p>
+      <w:pPr>
         <w:rPr>
           <w:lang w:val="es-MX" w:eastAsia="es-CO"/>
         </w:rPr>
-        <w:t>MongoDB Inc. (s.f.). MongoDB Manual. https://www.mongodb.com/docs/</w:t>
-      </w:r>
-    </w:p>
-    <w:p>
-      <w:pPr>
+      </w:pPr>
+      <w:r>
         <w:rPr>
           <w:lang w:val="es-MX" w:eastAsia="es-CO"/>
         </w:rPr>
-      </w:pPr>
+        <w:t xml:space="preserve">MongoDB Inc. (s.f.). MongoDB Manual. </w:t>
+      </w:r>
+      <w:hyperlink r:id="rId23" w:history="1">
+        <w:r>
+          <w:rPr>
+            <w:rStyle w:val="Hipervnculo"/>
+            <w:lang w:val="es-MX" w:eastAsia="es-CO"/>
+          </w:rPr>
+          <w:t>https://www.mongodb.com/docs/</w:t>
+        </w:r>
+      </w:hyperlink>
       <w:r>
         <w:rPr>
           <w:lang w:val="es-MX" w:eastAsia="es-CO"/>
         </w:rPr>
-        <w:t>MySQL. (s.f.). MySQL Reference Manual. https://dev.mysql.com/doc/</w:t>
+        <w:t xml:space="preserve"> </w:t>
       </w:r>
     </w:p>
     <w:p>
@@ -11253,6 +11335,34 @@
         <w:rPr>
           <w:lang w:val="es-MX" w:eastAsia="es-CO"/>
         </w:rPr>
+        <w:t xml:space="preserve">MySQL. (s.f.). MySQL Reference Manual. </w:t>
+      </w:r>
+      <w:hyperlink r:id="rId24" w:history="1">
+        <w:r>
+          <w:rPr>
+            <w:rStyle w:val="Hipervnculo"/>
+            <w:lang w:val="es-MX" w:eastAsia="es-CO"/>
+          </w:rPr>
+          <w:t>https://dev.mysql.com/doc/</w:t>
+        </w:r>
+      </w:hyperlink>
+      <w:r>
+        <w:rPr>
+          <w:lang w:val="es-MX" w:eastAsia="es-CO"/>
+        </w:rPr>
+        <w:t xml:space="preserve"> </w:t>
+      </w:r>
+    </w:p>
+    <w:p>
+      <w:pPr>
+        <w:rPr>
+          <w:lang w:val="es-MX" w:eastAsia="es-CO"/>
+        </w:rPr>
+      </w:pPr>
+      <w:r>
+        <w:rPr>
+          <w:lang w:val="es-MX" w:eastAsia="es-CO"/>
+        </w:rPr>
         <w:t xml:space="preserve">Oracle. (s.f.). Oracle </w:t>
       </w:r>
       <w:proofErr w:type="spellStart"/>
@@ -11281,19 +11391,34 @@
         <w:rPr>
           <w:lang w:val="es-MX" w:eastAsia="es-CO"/>
         </w:rPr>
-        <w:t>. https://docs.oracle.com/en/database/oracle/oracle-database/</w:t>
-      </w:r>
-    </w:p>
-    <w:p>
-      <w:pPr>
+        <w:t xml:space="preserve">. </w:t>
+      </w:r>
+      <w:hyperlink r:id="rId25" w:history="1">
+        <w:r>
+          <w:rPr>
+            <w:rStyle w:val="Hipervnculo"/>
+            <w:lang w:val="es-MX" w:eastAsia="es-CO"/>
+          </w:rPr>
+          <w:t>https://docs.oracle.com/en/database/oracle/oracle-database/</w:t>
+        </w:r>
+      </w:hyperlink>
+      <w:r>
         <w:rPr>
           <w:lang w:val="es-MX" w:eastAsia="es-CO"/>
         </w:rPr>
-      </w:pPr>
-      <w:r>
+        <w:t xml:space="preserve"> </w:t>
+      </w:r>
+    </w:p>
+    <w:p>
+      <w:pPr>
         <w:rPr>
           <w:lang w:val="es-MX" w:eastAsia="es-CO"/>
         </w:rPr>
+      </w:pPr>
+      <w:r>
+        <w:rPr>
+          <w:lang w:val="es-MX" w:eastAsia="es-CO"/>
+        </w:rPr>
         <w:t xml:space="preserve">PostgreSQL Global </w:t>
       </w:r>
       <w:proofErr w:type="spellStart"/>
@@ -11349,7 +11474,22 @@
         <w:rPr>
           <w:lang w:val="es-MX" w:eastAsia="es-CO"/>
         </w:rPr>
-        <w:t>W3Schools. (s.f.). SQL Tutorial. https://www.w3schools.com/sql/</w:t>
+        <w:t xml:space="preserve">W3Schools. (s.f.). SQL Tutorial. </w:t>
+      </w:r>
+      <w:hyperlink r:id="rId26" w:history="1">
+        <w:r>
+          <w:rPr>
+            <w:rStyle w:val="Hipervnculo"/>
+            <w:lang w:val="es-MX" w:eastAsia="es-CO"/>
+          </w:rPr>
+          <w:t>https://www.w3schools.com/sql/</w:t>
+        </w:r>
+      </w:hyperlink>
+      <w:r>
+        <w:rPr>
+          <w:lang w:val="es-MX" w:eastAsia="es-CO"/>
+        </w:rPr>
+        <w:t xml:space="preserve"> </w:t>
       </w:r>
     </w:p>
     <w:p>
@@ -12167,8 +12307,8 @@
       </w:pPr>
     </w:p>
     <w:sectPr>
-      <w:headerReference w:type="default" r:id="rId20"/>
-      <w:footerReference w:type="default" r:id="rId21"/>
+      <w:headerReference w:type="default" r:id="rId27"/>
+      <w:footerReference w:type="default" r:id="rId28"/>
       <w:pgSz w:w="12240" w:h="15840"/>
       <w:pgMar w:top="1701" w:right="1134" w:bottom="1134" w:left="1134" w:header="709" w:footer="737" w:gutter="0"/>
       <w:pgNumType w:start="1"/>
@@ -12180,7 +12320,7 @@
 </file>
 
 <file path=word/endnotes.xml><?xml version="1.0" encoding="utf-8"?>
-<w:endnotes xmlns:wpc="http://schemas.microsoft.com/office/word/2010/wordprocessingCanvas" xmlns:cx="http://schemas.microsoft.com/office/drawing/2014/chartex" xmlns:cx1="http://schemas.microsoft.com/office/drawing/2015/9/8/chartex" xmlns:cx2="http://schemas.microsoft.com/office/drawing/2015/10/21/chartex" xmlns:cx3="http://schemas.microsoft.com/office/drawing/2016/5/9/chartex" xmlns:cx4="http://schemas.microsoft.com/office/drawing/2016/5/10/chartex" xmlns:cx5="http://schemas.microsoft.com/office/drawing/2016/5/11/chartex" xmlns:cx6="http://schemas.microsoft.com/office/drawing/2016/5/12/chartex" xmlns:cx7="http://schemas.microsoft.com/office/drawing/2016/5/13/chartex" xmlns:cx8="http://schemas.microsoft.com/office/drawing/2016/5/14/chartex" xmlns:mc="http://schemas.openxmlformats.org/markup-compatibility/2006" xmlns:aink="http://schemas.microsoft.com/office/drawing/2016/ink" xmlns:am3d="http://schemas.microsoft.com/office/drawing/2017/model3d" xmlns:o="urn:schemas-microsoft-com:office:office" xmlns:r="http://schemas.openxmlformats.org/officeDocument/2006/relationships" xmlns:m="http://schemas.openxmlformats.org/officeDocument/2006/math" xmlns:v="urn:schemas-microsoft-com:vml" xmlns:wp14="http://schemas.microsoft.com/office/word/2010/wordprocessingDrawing" xmlns:wp="http://schemas.openxmlformats.org/drawingml/2006/wordprocessingDrawing" xmlns:w10="urn:schemas-microsoft-com:office:word" xmlns:w="http://schemas.openxmlformats.org/wordprocessingml/2006/main" xmlns:w14="http://schemas.microsoft.com/office/word/2010/wordml" xmlns:w15="http://schemas.microsoft.com/office/word/2012/wordml" xmlns:w16cex="http://schemas.microsoft.com/office/word/2018/wordml/cex" xmlns:w16cid="http://schemas.microsoft.com/office/word/2016/wordml/cid" xmlns:w16="http://schemas.microsoft.com/office/word/2018/wordml" xmlns:w16se="http://schemas.microsoft.com/office/word/2015/wordml/symex" xmlns:wpg="http://schemas.microsoft.com/office/word/2010/wordprocessingGroup" xmlns:wpi="http://schemas.microsoft.com/office/word/2010/wordprocessingInk" xmlns:wne="http://schemas.microsoft.com/office/word/2006/wordml" xmlns:wps="http://schemas.microsoft.com/office/word/2010/wordprocessingShape" mc:Ignorable="w14 w15 w16se w16cid w16 w16cex wp14">
+<w:endnotes xmlns:wpc="http://schemas.microsoft.com/office/word/2010/wordprocessingCanvas" xmlns:cx="http://schemas.microsoft.com/office/drawing/2014/chartex" xmlns:cx1="http://schemas.microsoft.com/office/drawing/2015/9/8/chartex" xmlns:cx2="http://schemas.microsoft.com/office/drawing/2015/10/21/chartex" xmlns:cx3="http://schemas.microsoft.com/office/drawing/2016/5/9/chartex" xmlns:cx4="http://schemas.microsoft.com/office/drawing/2016/5/10/chartex" xmlns:cx5="http://schemas.microsoft.com/office/drawing/2016/5/11/chartex" xmlns:cx6="http://schemas.microsoft.com/office/drawing/2016/5/12/chartex" xmlns:cx7="http://schemas.microsoft.com/office/drawing/2016/5/13/chartex" xmlns:cx8="http://schemas.microsoft.com/office/drawing/2016/5/14/chartex" xmlns:mc="http://schemas.openxmlformats.org/markup-compatibility/2006" xmlns:aink="http://schemas.microsoft.com/office/drawing/2016/ink" xmlns:am3d="http://schemas.microsoft.com/office/drawing/2017/model3d" xmlns:o="urn:schemas-microsoft-com:office:office" xmlns:r="http://schemas.openxmlformats.org/officeDocument/2006/relationships" xmlns:m="http://schemas.openxmlformats.org/officeDocument/2006/math" xmlns:v="urn:schemas-microsoft-com:vml" xmlns:wp14="http://schemas.microsoft.com/office/word/2010/wordprocessingDrawing" xmlns:wp="http://schemas.openxmlformats.org/drawingml/2006/wordprocessingDrawing" xmlns:w10="urn:schemas-microsoft-com:office:word" xmlns:w="http://schemas.openxmlformats.org/wordprocessingml/2006/main" xmlns:w14="http://schemas.microsoft.com/office/word/2010/wordml" xmlns:w15="http://schemas.microsoft.com/office/word/2012/wordml" xmlns:w16cex="http://schemas.microsoft.com/office/word/2018/wordml/cex" xmlns:w16cid="http://schemas.microsoft.com/office/word/2016/wordml/cid" xmlns:w16="http://schemas.microsoft.com/office/word/2018/wordml" xmlns:w16sdtdh="http://schemas.microsoft.com/office/word/2020/wordml/sdtdatahash" xmlns:w16se="http://schemas.microsoft.com/office/word/2015/wordml/symex" xmlns:wpg="http://schemas.microsoft.com/office/word/2010/wordprocessingGroup" xmlns:wpi="http://schemas.microsoft.com/office/word/2010/wordprocessingInk" xmlns:wne="http://schemas.microsoft.com/office/word/2006/wordml" xmlns:wps="http://schemas.microsoft.com/office/word/2010/wordprocessingShape" mc:Ignorable="w14 w15 w16se w16cid w16 w16cex w16sdtdh wp14">
   <w:endnote w:type="separator" w:id="-1">
     <w:p>
       <w:pPr>
@@ -12205,7 +12345,7 @@
 </file>
 
 <file path=word/footer1.xml><?xml version="1.0" encoding="utf-8"?>
-<w:ftr xmlns:wpc="http://schemas.microsoft.com/office/word/2010/wordprocessingCanvas" xmlns:cx="http://schemas.microsoft.com/office/drawing/2014/chartex" xmlns:cx1="http://schemas.microsoft.com/office/drawing/2015/9/8/chartex" xmlns:cx2="http://schemas.microsoft.com/office/drawing/2015/10/21/chartex" xmlns:cx3="http://schemas.microsoft.com/office/drawing/2016/5/9/chartex" xmlns:cx4="http://schemas.microsoft.com/office/drawing/2016/5/10/chartex" xmlns:cx5="http://schemas.microsoft.com/office/drawing/2016/5/11/chartex" xmlns:cx6="http://schemas.microsoft.com/office/drawing/2016/5/12/chartex" xmlns:cx7="http://schemas.microsoft.com/office/drawing/2016/5/13/chartex" xmlns:cx8="http://schemas.microsoft.com/office/drawing/2016/5/14/chartex" xmlns:mc="http://schemas.openxmlformats.org/markup-compatibility/2006" xmlns:aink="http://schemas.microsoft.com/office/drawing/2016/ink" xmlns:am3d="http://schemas.microsoft.com/office/drawing/2017/model3d" xmlns:o="urn:schemas-microsoft-com:office:office" xmlns:r="http://schemas.openxmlformats.org/officeDocument/2006/relationships" xmlns:m="http://schemas.openxmlformats.org/officeDocument/2006/math" xmlns:v="urn:schemas-microsoft-com:vml" xmlns:wp14="http://schemas.microsoft.com/office/word/2010/wordprocessingDrawing" xmlns:wp="http://schemas.openxmlformats.org/drawingml/2006/wordprocessingDrawing" xmlns:w10="urn:schemas-microsoft-com:office:word" xmlns:w="http://schemas.openxmlformats.org/wordprocessingml/2006/main" xmlns:w14="http://schemas.microsoft.com/office/word/2010/wordml" xmlns:w15="http://schemas.microsoft.com/office/word/2012/wordml" xmlns:w16cex="http://schemas.microsoft.com/office/word/2018/wordml/cex" xmlns:w16cid="http://schemas.microsoft.com/office/word/2016/wordml/cid" xmlns:w16="http://schemas.microsoft.com/office/word/2018/wordml" xmlns:w16se="http://schemas.microsoft.com/office/word/2015/wordml/symex" xmlns:wpg="http://schemas.microsoft.com/office/word/2010/wordprocessingGroup" xmlns:wpi="http://schemas.microsoft.com/office/word/2010/wordprocessingInk" xmlns:wne="http://schemas.microsoft.com/office/word/2006/wordml" xmlns:wps="http://schemas.microsoft.com/office/word/2010/wordprocessingShape" mc:Ignorable="w14 w15 w16se w16cid w16 w16cex wp14">
+<w:ftr xmlns:wpc="http://schemas.microsoft.com/office/word/2010/wordprocessingCanvas" xmlns:cx="http://schemas.microsoft.com/office/drawing/2014/chartex" xmlns:cx1="http://schemas.microsoft.com/office/drawing/2015/9/8/chartex" xmlns:cx2="http://schemas.microsoft.com/office/drawing/2015/10/21/chartex" xmlns:cx3="http://schemas.microsoft.com/office/drawing/2016/5/9/chartex" xmlns:cx4="http://schemas.microsoft.com/office/drawing/2016/5/10/chartex" xmlns:cx5="http://schemas.microsoft.com/office/drawing/2016/5/11/chartex" xmlns:cx6="http://schemas.microsoft.com/office/drawing/2016/5/12/chartex" xmlns:cx7="http://schemas.microsoft.com/office/drawing/2016/5/13/chartex" xmlns:cx8="http://schemas.microsoft.com/office/drawing/2016/5/14/chartex" xmlns:mc="http://schemas.openxmlformats.org/markup-compatibility/2006" xmlns:aink="http://schemas.microsoft.com/office/drawing/2016/ink" xmlns:am3d="http://schemas.microsoft.com/office/drawing/2017/model3d" xmlns:o="urn:schemas-microsoft-com:office:office" xmlns:r="http://schemas.openxmlformats.org/officeDocument/2006/relationships" xmlns:m="http://schemas.openxmlformats.org/officeDocument/2006/math" xmlns:v="urn:schemas-microsoft-com:vml" xmlns:wp14="http://schemas.microsoft.com/office/word/2010/wordprocessingDrawing" xmlns:wp="http://schemas.openxmlformats.org/drawingml/2006/wordprocessingDrawing" xmlns:w10="urn:schemas-microsoft-com:office:word" xmlns:w="http://schemas.openxmlformats.org/wordprocessingml/2006/main" xmlns:w14="http://schemas.microsoft.com/office/word/2010/wordml" xmlns:w15="http://schemas.microsoft.com/office/word/2012/wordml" xmlns:w16cex="http://schemas.microsoft.com/office/word/2018/wordml/cex" xmlns:w16cid="http://schemas.microsoft.com/office/word/2016/wordml/cid" xmlns:w16="http://schemas.microsoft.com/office/word/2018/wordml" xmlns:w16sdtdh="http://schemas.microsoft.com/office/word/2020/wordml/sdtdatahash" xmlns:w16se="http://schemas.microsoft.com/office/word/2015/wordml/symex" xmlns:wpg="http://schemas.microsoft.com/office/word/2010/wordprocessingGroup" xmlns:wpi="http://schemas.microsoft.com/office/word/2010/wordprocessingInk" xmlns:wne="http://schemas.microsoft.com/office/word/2006/wordml" xmlns:wps="http://schemas.microsoft.com/office/word/2010/wordprocessingShape" mc:Ignorable="w14 w15 w16se w16cid w16 w16cex w16sdtdh wp14">
   <w:p>
     <w:pPr>
       <w:pStyle w:val="Piedepgina"/>
@@ -12342,7 +12482,7 @@
 </file>
 
 <file path=word/footnotes.xml><?xml version="1.0" encoding="utf-8"?>
-<w:footnotes xmlns:wpc="http://schemas.microsoft.com/office/word/2010/wordprocessingCanvas" xmlns:cx="http://schemas.microsoft.com/office/drawing/2014/chartex" xmlns:cx1="http://schemas.microsoft.com/office/drawing/2015/9/8/chartex" xmlns:cx2="http://schemas.microsoft.com/office/drawing/2015/10/21/chartex" xmlns:cx3="http://schemas.microsoft.com/office/drawing/2016/5/9/chartex" xmlns:cx4="http://schemas.microsoft.com/office/drawing/2016/5/10/chartex" xmlns:cx5="http://schemas.microsoft.com/office/drawing/2016/5/11/chartex" xmlns:cx6="http://schemas.microsoft.com/office/drawing/2016/5/12/chartex" xmlns:cx7="http://schemas.microsoft.com/office/drawing/2016/5/13/chartex" xmlns:cx8="http://schemas.microsoft.com/office/drawing/2016/5/14/chartex" xmlns:mc="http://schemas.openxmlformats.org/markup-compatibility/2006" xmlns:aink="http://schemas.microsoft.com/office/drawing/2016/ink" xmlns:am3d="http://schemas.microsoft.com/office/drawing/2017/model3d" xmlns:o="urn:schemas-microsoft-com:office:office" xmlns:r="http://schemas.openxmlformats.org/officeDocument/2006/relationships" xmlns:m="http://schemas.openxmlformats.org/officeDocument/2006/math" xmlns:v="urn:schemas-microsoft-com:vml" xmlns:wp14="http://schemas.microsoft.com/office/word/2010/wordprocessingDrawing" xmlns:wp="http://schemas.openxmlformats.org/drawingml/2006/wordprocessingDrawing" xmlns:w10="urn:schemas-microsoft-com:office:word" xmlns:w="http://schemas.openxmlformats.org/wordprocessingml/2006/main" xmlns:w14="http://schemas.microsoft.com/office/word/2010/wordml" xmlns:w15="http://schemas.microsoft.com/office/word/2012/wordml" xmlns:w16cex="http://schemas.microsoft.com/office/word/2018/wordml/cex" xmlns:w16cid="http://schemas.microsoft.com/office/word/2016/wordml/cid" xmlns:w16="http://schemas.microsoft.com/office/word/2018/wordml" xmlns:w16se="http://schemas.microsoft.com/office/word/2015/wordml/symex" xmlns:wpg="http://schemas.microsoft.com/office/word/2010/wordprocessingGroup" xmlns:wpi="http://schemas.microsoft.com/office/word/2010/wordprocessingInk" xmlns:wne="http://schemas.microsoft.com/office/word/2006/wordml" xmlns:wps="http://schemas.microsoft.com/office/word/2010/wordprocessingShape" mc:Ignorable="w14 w15 w16se w16cid w16 w16cex wp14">
+<w:footnotes xmlns:wpc="http://schemas.microsoft.com/office/word/2010/wordprocessingCanvas" xmlns:cx="http://schemas.microsoft.com/office/drawing/2014/chartex" xmlns:cx1="http://schemas.microsoft.com/office/drawing/2015/9/8/chartex" xmlns:cx2="http://schemas.microsoft.com/office/drawing/2015/10/21/chartex" xmlns:cx3="http://schemas.microsoft.com/office/drawing/2016/5/9/chartex" xmlns:cx4="http://schemas.microsoft.com/office/drawing/2016/5/10/chartex" xmlns:cx5="http://schemas.microsoft.com/office/drawing/2016/5/11/chartex" xmlns:cx6="http://schemas.microsoft.com/office/drawing/2016/5/12/chartex" xmlns:cx7="http://schemas.microsoft.com/office/drawing/2016/5/13/chartex" xmlns:cx8="http://schemas.microsoft.com/office/drawing/2016/5/14/chartex" xmlns:mc="http://schemas.openxmlformats.org/markup-compatibility/2006" xmlns:aink="http://schemas.microsoft.com/office/drawing/2016/ink" xmlns:am3d="http://schemas.microsoft.com/office/drawing/2017/model3d" xmlns:o="urn:schemas-microsoft-com:office:office" xmlns:r="http://schemas.openxmlformats.org/officeDocument/2006/relationships" xmlns:m="http://schemas.openxmlformats.org/officeDocument/2006/math" xmlns:v="urn:schemas-microsoft-com:vml" xmlns:wp14="http://schemas.microsoft.com/office/word/2010/wordprocessingDrawing" xmlns:wp="http://schemas.openxmlformats.org/drawingml/2006/wordprocessingDrawing" xmlns:w10="urn:schemas-microsoft-com:office:word" xmlns:w="http://schemas.openxmlformats.org/wordprocessingml/2006/main" xmlns:w14="http://schemas.microsoft.com/office/word/2010/wordml" xmlns:w15="http://schemas.microsoft.com/office/word/2012/wordml" xmlns:w16cex="http://schemas.microsoft.com/office/word/2018/wordml/cex" xmlns:w16cid="http://schemas.microsoft.com/office/word/2016/wordml/cid" xmlns:w16="http://schemas.microsoft.com/office/word/2018/wordml" xmlns:w16sdtdh="http://schemas.microsoft.com/office/word/2020/wordml/sdtdatahash" xmlns:w16se="http://schemas.microsoft.com/office/word/2015/wordml/symex" xmlns:wpg="http://schemas.microsoft.com/office/word/2010/wordprocessingGroup" xmlns:wpi="http://schemas.microsoft.com/office/word/2010/wordprocessingInk" xmlns:wne="http://schemas.microsoft.com/office/word/2006/wordml" xmlns:wps="http://schemas.microsoft.com/office/word/2010/wordprocessingShape" mc:Ignorable="w14 w15 w16se w16cid w16 w16cex w16sdtdh wp14">
   <w:footnote w:type="separator" w:id="-1">
     <w:p>
       <w:pPr>
@@ -12367,7 +12507,7 @@
 </file>
 
 <file path=word/header1.xml><?xml version="1.0" encoding="utf-8"?>
-<w:hdr xmlns:wpc="http://schemas.microsoft.com/office/word/2010/wordprocessingCanvas" xmlns:cx="http://schemas.microsoft.com/office/drawing/2014/chartex" xmlns:cx1="http://schemas.microsoft.com/office/drawing/2015/9/8/chartex" xmlns:cx2="http://schemas.microsoft.com/office/drawing/2015/10/21/chartex" xmlns:cx3="http://schemas.microsoft.com/office/drawing/2016/5/9/chartex" xmlns:cx4="http://schemas.microsoft.com/office/drawing/2016/5/10/chartex" xmlns:cx5="http://schemas.microsoft.com/office/drawing/2016/5/11/chartex" xmlns:cx6="http://schemas.microsoft.com/office/drawing/2016/5/12/chartex" xmlns:cx7="http://schemas.microsoft.com/office/drawing/2016/5/13/chartex" xmlns:cx8="http://schemas.microsoft.com/office/drawing/2016/5/14/chartex" xmlns:mc="http://schemas.openxmlformats.org/markup-compatibility/2006" xmlns:aink="http://schemas.microsoft.com/office/drawing/2016/ink" xmlns:am3d="http://schemas.microsoft.com/office/drawing/2017/model3d" xmlns:o="urn:schemas-microsoft-com:office:office" xmlns:r="http://schemas.openxmlformats.org/officeDocument/2006/relationships" xmlns:m="http://schemas.openxmlformats.org/officeDocument/2006/math" xmlns:v="urn:schemas-microsoft-com:vml" xmlns:wp14="http://schemas.microsoft.com/office/word/2010/wordprocessingDrawing" xmlns:wp="http://schemas.openxmlformats.org/drawingml/2006/wordprocessingDrawing" xmlns:w10="urn:schemas-microsoft-com:office:word" xmlns:w="http://schemas.openxmlformats.org/wordprocessingml/2006/main" xmlns:w14="http://schemas.microsoft.com/office/word/2010/wordml" xmlns:w15="http://schemas.microsoft.com/office/word/2012/wordml" xmlns:w16cex="http://schemas.microsoft.com/office/word/2018/wordml/cex" xmlns:w16cid="http://schemas.microsoft.com/office/word/2016/wordml/cid" xmlns:w16="http://schemas.microsoft.com/office/word/2018/wordml" xmlns:w16se="http://schemas.microsoft.com/office/word/2015/wordml/symex" xmlns:wpg="http://schemas.microsoft.com/office/word/2010/wordprocessingGroup" xmlns:wpi="http://schemas.microsoft.com/office/word/2010/wordprocessingInk" xmlns:wne="http://schemas.microsoft.com/office/word/2006/wordml" xmlns:wps="http://schemas.microsoft.com/office/word/2010/wordprocessingShape" mc:Ignorable="w14 w15 w16se w16cid w16 w16cex wp14">
+<w:hdr xmlns:wpc="http://schemas.microsoft.com/office/word/2010/wordprocessingCanvas" xmlns:cx="http://schemas.microsoft.com/office/drawing/2014/chartex" xmlns:cx1="http://schemas.microsoft.com/office/drawing/2015/9/8/chartex" xmlns:cx2="http://schemas.microsoft.com/office/drawing/2015/10/21/chartex" xmlns:cx3="http://schemas.microsoft.com/office/drawing/2016/5/9/chartex" xmlns:cx4="http://schemas.microsoft.com/office/drawing/2016/5/10/chartex" xmlns:cx5="http://schemas.microsoft.com/office/drawing/2016/5/11/chartex" xmlns:cx6="http://schemas.microsoft.com/office/drawing/2016/5/12/chartex" xmlns:cx7="http://schemas.microsoft.com/office/drawing/2016/5/13/chartex" xmlns:cx8="http://schemas.microsoft.com/office/drawing/2016/5/14/chartex" xmlns:mc="http://schemas.openxmlformats.org/markup-compatibility/2006" xmlns:aink="http://schemas.microsoft.com/office/drawing/2016/ink" xmlns:am3d="http://schemas.microsoft.com/office/drawing/2017/model3d" xmlns:o="urn:schemas-microsoft-com:office:office" xmlns:r="http://schemas.openxmlformats.org/officeDocument/2006/relationships" xmlns:m="http://schemas.openxmlformats.org/officeDocument/2006/math" xmlns:v="urn:schemas-microsoft-com:vml" xmlns:wp14="http://schemas.microsoft.com/office/word/2010/wordprocessingDrawing" xmlns:wp="http://schemas.openxmlformats.org/drawingml/2006/wordprocessingDrawing" xmlns:w10="urn:schemas-microsoft-com:office:word" xmlns:w="http://schemas.openxmlformats.org/wordprocessingml/2006/main" xmlns:w14="http://schemas.microsoft.com/office/word/2010/wordml" xmlns:w15="http://schemas.microsoft.com/office/word/2012/wordml" xmlns:w16cex="http://schemas.microsoft.com/office/word/2018/wordml/cex" xmlns:w16cid="http://schemas.microsoft.com/office/word/2016/wordml/cid" xmlns:w16="http://schemas.microsoft.com/office/word/2018/wordml" xmlns:w16sdtdh="http://schemas.microsoft.com/office/word/2020/wordml/sdtdatahash" xmlns:w16se="http://schemas.microsoft.com/office/word/2015/wordml/symex" xmlns:wpg="http://schemas.microsoft.com/office/word/2010/wordprocessingGroup" xmlns:wpi="http://schemas.microsoft.com/office/word/2010/wordprocessingInk" xmlns:wne="http://schemas.microsoft.com/office/word/2006/wordml" xmlns:wps="http://schemas.microsoft.com/office/word/2010/wordprocessingShape" mc:Ignorable="w14 w15 w16se w16cid w16 w16cex w16sdtdh wp14">
   <w:p>
     <w:pPr>
       <w:pStyle w:val="Encabezado"/>
@@ -12439,7 +12579,7 @@
 </file>
 
 <file path=word/numbering.xml><?xml version="1.0" encoding="utf-8"?>
-<w:numbering xmlns:wpc="http://schemas.microsoft.com/office/word/2010/wordprocessingCanvas" xmlns:cx="http://schemas.microsoft.com/office/drawing/2014/chartex" xmlns:cx1="http://schemas.microsoft.com/office/drawing/2015/9/8/chartex" xmlns:cx2="http://schemas.microsoft.com/office/drawing/2015/10/21/chartex" xmlns:cx3="http://schemas.microsoft.com/office/drawing/2016/5/9/chartex" xmlns:cx4="http://schemas.microsoft.com/office/drawing/2016/5/10/chartex" xmlns:cx5="http://schemas.microsoft.com/office/drawing/2016/5/11/chartex" xmlns:cx6="http://schemas.microsoft.com/office/drawing/2016/5/12/chartex" xmlns:cx7="http://schemas.microsoft.com/office/drawing/2016/5/13/chartex" xmlns:cx8="http://schemas.microsoft.com/office/drawing/2016/5/14/chartex" xmlns:mc="http://schemas.openxmlformats.org/markup-compatibility/2006" xmlns:aink="http://schemas.microsoft.com/office/drawing/2016/ink" xmlns:am3d="http://schemas.microsoft.com/office/drawing/2017/model3d" xmlns:o="urn:schemas-microsoft-com:office:office" xmlns:r="http://schemas.openxmlformats.org/officeDocument/2006/relationships" xmlns:m="http://schemas.openxmlformats.org/officeDocument/2006/math" xmlns:v="urn:schemas-microsoft-com:vml" xmlns:wp14="http://schemas.microsoft.com/office/word/2010/wordprocessingDrawing" xmlns:wp="http://schemas.openxmlformats.org/drawingml/2006/wordprocessingDrawing" xmlns:w10="urn:schemas-microsoft-com:office:word" xmlns:w="http://schemas.openxmlformats.org/wordprocessingml/2006/main" xmlns:w14="http://schemas.microsoft.com/office/word/2010/wordml" xmlns:w15="http://schemas.microsoft.com/office/word/2012/wordml" xmlns:w16cex="http://schemas.microsoft.com/office/word/2018/wordml/cex" xmlns:w16cid="http://schemas.microsoft.com/office/word/2016/wordml/cid" xmlns:w16="http://schemas.microsoft.com/office/word/2018/wordml" xmlns:w16se="http://schemas.microsoft.com/office/word/2015/wordml/symex" xmlns:wpg="http://schemas.microsoft.com/office/word/2010/wordprocessingGroup" xmlns:wpi="http://schemas.microsoft.com/office/word/2010/wordprocessingInk" xmlns:wne="http://schemas.microsoft.com/office/word/2006/wordml" xmlns:wps="http://schemas.microsoft.com/office/word/2010/wordprocessingShape" mc:Ignorable="w14 w15 w16se w16cid w16 w16cex wp14">
+<w:numbering xmlns:wpc="http://schemas.microsoft.com/office/word/2010/wordprocessingCanvas" xmlns:cx="http://schemas.microsoft.com/office/drawing/2014/chartex" xmlns:cx1="http://schemas.microsoft.com/office/drawing/2015/9/8/chartex" xmlns:cx2="http://schemas.microsoft.com/office/drawing/2015/10/21/chartex" xmlns:cx3="http://schemas.microsoft.com/office/drawing/2016/5/9/chartex" xmlns:cx4="http://schemas.microsoft.com/office/drawing/2016/5/10/chartex" xmlns:cx5="http://schemas.microsoft.com/office/drawing/2016/5/11/chartex" xmlns:cx6="http://schemas.microsoft.com/office/drawing/2016/5/12/chartex" xmlns:cx7="http://schemas.microsoft.com/office/drawing/2016/5/13/chartex" xmlns:cx8="http://schemas.microsoft.com/office/drawing/2016/5/14/chartex" xmlns:mc="http://schemas.openxmlformats.org/markup-compatibility/2006" xmlns:aink="http://schemas.microsoft.com/office/drawing/2016/ink" xmlns:am3d="http://schemas.microsoft.com/office/drawing/2017/model3d" xmlns:o="urn:schemas-microsoft-com:office:office" xmlns:r="http://schemas.openxmlformats.org/officeDocument/2006/relationships" xmlns:m="http://schemas.openxmlformats.org/officeDocument/2006/math" xmlns:v="urn:schemas-microsoft-com:vml" xmlns:wp14="http://schemas.microsoft.com/office/word/2010/wordprocessingDrawing" xmlns:wp="http://schemas.openxmlformats.org/drawingml/2006/wordprocessingDrawing" xmlns:w10="urn:schemas-microsoft-com:office:word" xmlns:w="http://schemas.openxmlformats.org/wordprocessingml/2006/main" xmlns:w14="http://schemas.microsoft.com/office/word/2010/wordml" xmlns:w15="http://schemas.microsoft.com/office/word/2012/wordml" xmlns:w16cex="http://schemas.microsoft.com/office/word/2018/wordml/cex" xmlns:w16cid="http://schemas.microsoft.com/office/word/2016/wordml/cid" xmlns:w16="http://schemas.microsoft.com/office/word/2018/wordml" xmlns:w16sdtdh="http://schemas.microsoft.com/office/word/2020/wordml/sdtdatahash" xmlns:w16se="http://schemas.microsoft.com/office/word/2015/wordml/symex" xmlns:wpg="http://schemas.microsoft.com/office/word/2010/wordprocessingGroup" xmlns:wpi="http://schemas.microsoft.com/office/word/2010/wordprocessingInk" xmlns:wne="http://schemas.microsoft.com/office/word/2006/wordml" xmlns:wps="http://schemas.microsoft.com/office/word/2010/wordprocessingShape" mc:Ignorable="w14 w15 w16se w16cid w16 w16cex w16sdtdh wp14">
   <w:abstractNum w:abstractNumId="0" w15:restartNumberingAfterBreak="0">
     <w:nsid w:val="FFFFFF89"/>
     <w:multiLevelType w:val="singleLevel"/>
@@ -17424,7 +17564,7 @@
 </file>
 
 <file path=word/styles.xml><?xml version="1.0" encoding="utf-8"?>
-<w:styles xmlns:mc="http://schemas.openxmlformats.org/markup-compatibility/2006" xmlns:r="http://schemas.openxmlformats.org/officeDocument/2006/relationships" xmlns:w="http://schemas.openxmlformats.org/wordprocessingml/2006/main" xmlns:w14="http://schemas.microsoft.com/office/word/2010/wordml" xmlns:w15="http://schemas.microsoft.com/office/word/2012/wordml" xmlns:w16cex="http://schemas.microsoft.com/office/word/2018/wordml/cex" xmlns:w16cid="http://schemas.microsoft.com/office/word/2016/wordml/cid" xmlns:w16="http://schemas.microsoft.com/office/word/2018/wordml" xmlns:w16se="http://schemas.microsoft.com/office/word/2015/wordml/symex" mc:Ignorable="w14 w15 w16se w16cid w16 w16cex">
+<w:styles xmlns:mc="http://schemas.openxmlformats.org/markup-compatibility/2006" xmlns:r="http://schemas.openxmlformats.org/officeDocument/2006/relationships" xmlns:w="http://schemas.openxmlformats.org/wordprocessingml/2006/main" xmlns:w14="http://schemas.microsoft.com/office/word/2010/wordml" xmlns:w15="http://schemas.microsoft.com/office/word/2012/wordml" xmlns:w16cex="http://schemas.microsoft.com/office/word/2018/wordml/cex" xmlns:w16cid="http://schemas.microsoft.com/office/word/2016/wordml/cid" xmlns:w16="http://schemas.microsoft.com/office/word/2018/wordml" xmlns:w16sdtdh="http://schemas.microsoft.com/office/word/2020/wordml/sdtdatahash" xmlns:w16se="http://schemas.microsoft.com/office/word/2015/wordml/symex" mc:Ignorable="w14 w15 w16se w16cid w16 w16cex w16sdtdh">
   <w:docDefaults>
     <w:rPrDefault>
       <w:rPr>
@@ -19130,21 +19270,15 @@
 </file>
 
 <file path=customXml/item1.xml><?xml version="1.0" encoding="utf-8"?>
-<p:properties xmlns:p="http://schemas.microsoft.com/office/2006/metadata/properties" xmlns:xsi="http://www.w3.org/2001/XMLSchema-instance" xmlns:pc="http://schemas.microsoft.com/office/infopath/2007/PartnerControls">
-  <documentManagement>
-    <TaxCatchAll xmlns="13c90a0b-73bc-4dc0-be5f-28d77b615beb" xsi:nil="true"/>
-    <lcf76f155ced4ddcb4097134ff3c332f xmlns="13c93bba-48ce-428c-bfe5-88b42c19b028">
-      <Terms xmlns="http://schemas.microsoft.com/office/infopath/2007/PartnerControls"/>
-    </lcf76f155ced4ddcb4097134ff3c332f>
-  </documentManagement>
-</p:properties>
+<?mso-contentType ?>
+<FormTemplates xmlns="http://schemas.microsoft.com/sharepoint/v3/contenttype/forms">
+  <Display>DocumentLibraryForm</Display>
+  <Edit>DocumentLibraryForm</Edit>
+  <New>DocumentLibraryForm</New>
+</FormTemplates>
 </file>
 
 <file path=customXml/item2.xml><?xml version="1.0" encoding="utf-8"?>
-<b:Sources xmlns:b="http://schemas.openxmlformats.org/officeDocument/2006/bibliography" xmlns="http://schemas.openxmlformats.org/officeDocument/2006/bibliography" SelectedStyle="\APASixthEditionOfficeOnline.xsl" StyleName="APA" Version="6"/>
-</file>
-
-<file path=customXml/item3.xml><?xml version="1.0" encoding="utf-8"?>
 <ct:contentTypeSchema xmlns:ct="http://schemas.microsoft.com/office/2006/metadata/contentType" xmlns:ma="http://schemas.microsoft.com/office/2006/metadata/properties/metaAttributes" ct:_="" ma:_="" ma:contentTypeName="Documento" ma:contentTypeID="0x0101006A81D6BD42E8DF4C91013959704817E1" ma:contentTypeVersion="15" ma:contentTypeDescription="Crear nuevo documento." ma:contentTypeScope="" ma:versionID="bf4f72ffd194f0963ff564daca6869f7">
   <xsd:schema xmlns:xsd="http://www.w3.org/2001/XMLSchema" xmlns:xs="http://www.w3.org/2001/XMLSchema" xmlns:p="http://schemas.microsoft.com/office/2006/metadata/properties" xmlns:ns2="13c90a0b-73bc-4dc0-be5f-28d77b615beb" xmlns:ns3="13c93bba-48ce-428c-bfe5-88b42c19b028" targetNamespace="http://schemas.microsoft.com/office/2006/metadata/properties" ma:root="true" ma:fieldsID="8718d6f4873a5b1392a45044efa78385" ns2:_="" ns3:_="">
     <xsd:import namespace="13c90a0b-73bc-4dc0-be5f-28d77b615beb"/>
@@ -19379,35 +19513,30 @@
 </ct:contentTypeSchema>
 </file>
 
+<file path=customXml/item3.xml><?xml version="1.0" encoding="utf-8"?>
+<b:Sources xmlns:b="http://schemas.openxmlformats.org/officeDocument/2006/bibliography" xmlns="http://schemas.openxmlformats.org/officeDocument/2006/bibliography" SelectedStyle="\APASixthEditionOfficeOnline.xsl" StyleName="APA" Version="6"/>
+</file>
+
 <file path=customXml/item4.xml><?xml version="1.0" encoding="utf-8"?>
-<?mso-contentType ?>
-<FormTemplates xmlns="http://schemas.microsoft.com/sharepoint/v3/contenttype/forms">
-  <Display>DocumentLibraryForm</Display>
-  <Edit>DocumentLibraryForm</Edit>
-  <New>DocumentLibraryForm</New>
-</FormTemplates>
+<p:properties xmlns:p="http://schemas.microsoft.com/office/2006/metadata/properties" xmlns:xsi="http://www.w3.org/2001/XMLSchema-instance" xmlns:pc="http://schemas.microsoft.com/office/infopath/2007/PartnerControls">
+  <documentManagement>
+    <TaxCatchAll xmlns="13c90a0b-73bc-4dc0-be5f-28d77b615beb" xsi:nil="true"/>
+    <lcf76f155ced4ddcb4097134ff3c332f xmlns="13c93bba-48ce-428c-bfe5-88b42c19b028">
+      <Terms xmlns="http://schemas.microsoft.com/office/infopath/2007/PartnerControls"/>
+    </lcf76f155ced4ddcb4097134ff3c332f>
+  </documentManagement>
+</p:properties>
 </file>
 
 <file path=customXml/itemProps1.xml><?xml version="1.0" encoding="utf-8"?>
-<ds:datastoreItem xmlns:ds="http://schemas.openxmlformats.org/officeDocument/2006/customXml" ds:itemID="{2BAF9425-517C-4E86-95EB-B9D31BC9B569}">
+<ds:datastoreItem xmlns:ds="http://schemas.openxmlformats.org/officeDocument/2006/customXml" ds:itemID="{2BB5E096-5735-4A51-A3F9-EE420BB1A34D}">
   <ds:schemaRefs>
-    <ds:schemaRef ds:uri="http://schemas.microsoft.com/office/2006/metadata/properties"/>
-    <ds:schemaRef ds:uri="http://schemas.microsoft.com/office/infopath/2007/PartnerControls"/>
-    <ds:schemaRef ds:uri="13c90a0b-73bc-4dc0-be5f-28d77b615beb"/>
-    <ds:schemaRef ds:uri="13c93bba-48ce-428c-bfe5-88b42c19b028"/>
+    <ds:schemaRef ds:uri="http://schemas.microsoft.com/sharepoint/v3/contenttype/forms"/>
   </ds:schemaRefs>
 </ds:datastoreItem>
 </file>
 
 <file path=customXml/itemProps2.xml><?xml version="1.0" encoding="utf-8"?>
-<ds:datastoreItem xmlns:ds="http://schemas.openxmlformats.org/officeDocument/2006/customXml" ds:itemID="{57503603-FDD7-45F7-82C1-E324382FB880}">
-  <ds:schemaRefs>
-    <ds:schemaRef ds:uri="http://schemas.openxmlformats.org/officeDocument/2006/bibliography"/>
-  </ds:schemaRefs>
-</ds:datastoreItem>
-</file>
-
-<file path=customXml/itemProps3.xml><?xml version="1.0" encoding="utf-8"?>
 <ds:datastoreItem xmlns:ds="http://schemas.openxmlformats.org/officeDocument/2006/customXml" ds:itemID="{2CCFA305-CDD4-4E31-966F-978981856D07}">
   <ds:schemaRefs>
     <ds:schemaRef ds:uri="http://schemas.microsoft.com/office/2006/metadata/contentType"/>
@@ -19426,10 +19555,21 @@
 </ds:datastoreItem>
 </file>
 
+<file path=customXml/itemProps3.xml><?xml version="1.0" encoding="utf-8"?>
+<ds:datastoreItem xmlns:ds="http://schemas.openxmlformats.org/officeDocument/2006/customXml" ds:itemID="{57503603-FDD7-45F7-82C1-E324382FB880}">
+  <ds:schemaRefs>
+    <ds:schemaRef ds:uri="http://schemas.openxmlformats.org/officeDocument/2006/bibliography"/>
+  </ds:schemaRefs>
+</ds:datastoreItem>
+</file>
+
 <file path=customXml/itemProps4.xml><?xml version="1.0" encoding="utf-8"?>
-<ds:datastoreItem xmlns:ds="http://schemas.openxmlformats.org/officeDocument/2006/customXml" ds:itemID="{2BB5E096-5735-4A51-A3F9-EE420BB1A34D}">
+<ds:datastoreItem xmlns:ds="http://schemas.openxmlformats.org/officeDocument/2006/customXml" ds:itemID="{2BAF9425-517C-4E86-95EB-B9D31BC9B569}">
   <ds:schemaRefs>
-    <ds:schemaRef ds:uri="http://schemas.microsoft.com/sharepoint/v3/contenttype/forms"/>
+    <ds:schemaRef ds:uri="http://schemas.microsoft.com/office/2006/metadata/properties"/>
+    <ds:schemaRef ds:uri="http://schemas.microsoft.com/office/infopath/2007/PartnerControls"/>
+    <ds:schemaRef ds:uri="13c90a0b-73bc-4dc0-be5f-28d77b615beb"/>
+    <ds:schemaRef ds:uri="13c93bba-48ce-428c-bfe5-88b42c19b028"/>
   </ds:schemaRefs>
 </ds:datastoreItem>
 </file>
--- a/fuentes/228126_CF06_CFA.docx
+++ b/fuentes/228126_CF06_CFA.docx
@@ -1,6 +1,6 @@
 
 <file path=word/document.xml><?xml version="1.0" encoding="utf-8"?>
-<w:document xmlns:wpc="http://schemas.microsoft.com/office/word/2010/wordprocessingCanvas" xmlns:cx="http://schemas.microsoft.com/office/drawing/2014/chartex" xmlns:cx1="http://schemas.microsoft.com/office/drawing/2015/9/8/chartex" xmlns:cx2="http://schemas.microsoft.com/office/drawing/2015/10/21/chartex" xmlns:cx3="http://schemas.microsoft.com/office/drawing/2016/5/9/chartex" xmlns:cx4="http://schemas.microsoft.com/office/drawing/2016/5/10/chartex" xmlns:cx5="http://schemas.microsoft.com/office/drawing/2016/5/11/chartex" xmlns:cx6="http://schemas.microsoft.com/office/drawing/2016/5/12/chartex" xmlns:cx7="http://schemas.microsoft.com/office/drawing/2016/5/13/chartex" xmlns:cx8="http://schemas.microsoft.com/office/drawing/2016/5/14/chartex" xmlns:mc="http://schemas.openxmlformats.org/markup-compatibility/2006" xmlns:aink="http://schemas.microsoft.com/office/drawing/2016/ink" xmlns:am3d="http://schemas.microsoft.com/office/drawing/2017/model3d" xmlns:o="urn:schemas-microsoft-com:office:office" xmlns:r="http://schemas.openxmlformats.org/officeDocument/2006/relationships" xmlns:m="http://schemas.openxmlformats.org/officeDocument/2006/math" xmlns:v="urn:schemas-microsoft-com:vml" xmlns:wp14="http://schemas.microsoft.com/office/word/2010/wordprocessingDrawing" xmlns:wp="http://schemas.openxmlformats.org/drawingml/2006/wordprocessingDrawing" xmlns:w10="urn:schemas-microsoft-com:office:word" xmlns:w="http://schemas.openxmlformats.org/wordprocessingml/2006/main" xmlns:w14="http://schemas.microsoft.com/office/word/2010/wordml" xmlns:w15="http://schemas.microsoft.com/office/word/2012/wordml" xmlns:w16cex="http://schemas.microsoft.com/office/word/2018/wordml/cex" xmlns:w16cid="http://schemas.microsoft.com/office/word/2016/wordml/cid" xmlns:w16="http://schemas.microsoft.com/office/word/2018/wordml" xmlns:w16sdtdh="http://schemas.microsoft.com/office/word/2020/wordml/sdtdatahash" xmlns:w16se="http://schemas.microsoft.com/office/word/2015/wordml/symex" xmlns:wpg="http://schemas.microsoft.com/office/word/2010/wordprocessingGroup" xmlns:wpi="http://schemas.microsoft.com/office/word/2010/wordprocessingInk" xmlns:wne="http://schemas.microsoft.com/office/word/2006/wordml" xmlns:wps="http://schemas.microsoft.com/office/word/2010/wordprocessingShape" mc:Ignorable="w14 w15 w16se w16cid w16 w16cex w16sdtdh wp14">
+<w:document xmlns:wpc="http://schemas.microsoft.com/office/word/2010/wordprocessingCanvas" xmlns:cx="http://schemas.microsoft.com/office/drawing/2014/chartex" xmlns:cx1="http://schemas.microsoft.com/office/drawing/2015/9/8/chartex" xmlns:cx2="http://schemas.microsoft.com/office/drawing/2015/10/21/chartex" xmlns:cx3="http://schemas.microsoft.com/office/drawing/2016/5/9/chartex" xmlns:cx4="http://schemas.microsoft.com/office/drawing/2016/5/10/chartex" xmlns:cx5="http://schemas.microsoft.com/office/drawing/2016/5/11/chartex" xmlns:cx6="http://schemas.microsoft.com/office/drawing/2016/5/12/chartex" xmlns:cx7="http://schemas.microsoft.com/office/drawing/2016/5/13/chartex" xmlns:cx8="http://schemas.microsoft.com/office/drawing/2016/5/14/chartex" xmlns:mc="http://schemas.openxmlformats.org/markup-compatibility/2006" xmlns:aink="http://schemas.microsoft.com/office/drawing/2016/ink" xmlns:am3d="http://schemas.microsoft.com/office/drawing/2017/model3d" xmlns:o="urn:schemas-microsoft-com:office:office" xmlns:r="http://schemas.openxmlformats.org/officeDocument/2006/relationships" xmlns:m="http://schemas.openxmlformats.org/officeDocument/2006/math" xmlns:v="urn:schemas-microsoft-com:vml" xmlns:wp14="http://schemas.microsoft.com/office/word/2010/wordprocessingDrawing" xmlns:wp="http://schemas.openxmlformats.org/drawingml/2006/wordprocessingDrawing" xmlns:w10="urn:schemas-microsoft-com:office:word" xmlns:w="http://schemas.openxmlformats.org/wordprocessingml/2006/main" xmlns:w14="http://schemas.microsoft.com/office/word/2010/wordml" xmlns:w15="http://schemas.microsoft.com/office/word/2012/wordml" xmlns:w16cex="http://schemas.microsoft.com/office/word/2018/wordml/cex" xmlns:w16cid="http://schemas.microsoft.com/office/word/2016/wordml/cid" xmlns:w16="http://schemas.microsoft.com/office/word/2018/wordml" xmlns:w16se="http://schemas.microsoft.com/office/word/2015/wordml/symex" xmlns:wpg="http://schemas.microsoft.com/office/word/2010/wordprocessingGroup" xmlns:wpi="http://schemas.microsoft.com/office/word/2010/wordprocessingInk" xmlns:wne="http://schemas.microsoft.com/office/word/2006/wordml" xmlns:wps="http://schemas.microsoft.com/office/word/2010/wordprocessingShape" mc:Ignorable="w14 w15 w16se w16cid w16 w16cex wp14">
   <w:body>
     <w:p>
       <w:r>
@@ -213,7 +213,7 @@
               </wp:anchor>
             </w:drawing>
           </mc:Choice>
-          <mc:Fallback>
+          <mc:Fallback xmlns:w16sdtdh="http://schemas.microsoft.com/office/word/2020/wordml/sdtdatahash">
             <w:pict>
               <v:rect w14:anchorId="5C6229C9" id="Rectángulo 4" o:spid="_x0000_s1026" style="position:absolute;margin-left:-55.7pt;margin-top:29pt;width:613.85pt;height:204pt;z-index:-251659776;visibility:visible;mso-wrap-style:square;mso-width-percent:0;mso-height-percent:0;mso-wrap-distance-left:9pt;mso-wrap-distance-top:0;mso-wrap-distance-right:9pt;mso-wrap-distance-bottom:0;mso-position-horizontal:absolute;mso-position-horizontal-relative:text;mso-position-vertical:absolute;mso-position-vertical-relative:text;mso-width-percent:0;mso-height-percent:0;mso-width-relative:page;mso-height-relative:margin;v-text-anchor:middle" o:gfxdata="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" fillcolor="#00314d" stroked="f" strokeweight="1pt"/>
             </w:pict>
@@ -541,7 +541,7 @@
         </w:rPr>
         <w:fldChar w:fldCharType="separate"/>
       </w:r>
-      <w:hyperlink w:anchor="_Toc242081534" w:history="1">
+      <w:hyperlink w:anchor="_Toc243388011" w:history="1">
         <w:r>
           <w:rPr>
             <w:rStyle w:val="Hipervnculo"/>
@@ -568,7 +568,7 @@
             <w:noProof/>
             <w:webHidden/>
           </w:rPr>
-          <w:instrText xml:space="preserve"> PAGEREF _Toc242081534 \h </w:instrText>
+          <w:instrText xml:space="preserve"> PAGEREF _Toc243388011 \h </w:instrText>
         </w:r>
         <w:r>
           <w:rPr>
@@ -614,7 +614,7 @@
           <w:lang w:eastAsia="es-CO"/>
         </w:rPr>
       </w:pPr>
-      <w:hyperlink w:anchor="_Toc242081535" w:history="1">
+      <w:hyperlink w:anchor="_Toc243388012" w:history="1">
         <w:r>
           <w:rPr>
             <w:rStyle w:val="Hipervnculo"/>
@@ -658,7 +658,7 @@
             <w:noProof/>
             <w:webHidden/>
           </w:rPr>
-          <w:instrText xml:space="preserve"> PAGEREF _Toc242081535 \h </w:instrText>
+          <w:instrText xml:space="preserve"> PAGEREF _Toc243388012 \h </w:instrText>
         </w:r>
         <w:r>
           <w:rPr>
@@ -704,7 +704,7 @@
           <w:lang w:eastAsia="es-CO"/>
         </w:rPr>
       </w:pPr>
-      <w:hyperlink w:anchor="_Toc242081536" w:history="1">
+      <w:hyperlink w:anchor="_Toc243388013" w:history="1">
         <w:r>
           <w:rPr>
             <w:rStyle w:val="Hipervnculo"/>
@@ -748,7 +748,7 @@
             <w:noProof/>
             <w:webHidden/>
           </w:rPr>
-          <w:instrText xml:space="preserve"> PAGEREF _Toc242081536 \h </w:instrText>
+          <w:instrText xml:space="preserve"> PAGEREF _Toc243388013 \h </w:instrText>
         </w:r>
         <w:r>
           <w:rPr>
@@ -794,7 +794,7 @@
           <w:lang w:eastAsia="es-CO"/>
         </w:rPr>
       </w:pPr>
-      <w:hyperlink w:anchor="_Toc242081537" w:history="1">
+      <w:hyperlink w:anchor="_Toc243388014" w:history="1">
         <w:r>
           <w:rPr>
             <w:rStyle w:val="Hipervnculo"/>
@@ -838,7 +838,7 @@
             <w:noProof/>
             <w:webHidden/>
           </w:rPr>
-          <w:instrText xml:space="preserve"> PAGEREF _Toc242081537 \h </w:instrText>
+          <w:instrText xml:space="preserve"> PAGEREF _Toc243388014 \h </w:instrText>
         </w:r>
         <w:r>
           <w:rPr>
@@ -884,7 +884,7 @@
           <w:lang w:eastAsia="es-CO"/>
         </w:rPr>
       </w:pPr>
-      <w:hyperlink w:anchor="_Toc242081538" w:history="1">
+      <w:hyperlink w:anchor="_Toc243388015" w:history="1">
         <w:r>
           <w:rPr>
             <w:rStyle w:val="Hipervnculo"/>
@@ -928,7 +928,7 @@
             <w:noProof/>
             <w:webHidden/>
           </w:rPr>
-          <w:instrText xml:space="preserve"> PAGEREF _Toc242081538 \h </w:instrText>
+          <w:instrText xml:space="preserve"> PAGEREF _Toc243388015 \h </w:instrText>
         </w:r>
         <w:r>
           <w:rPr>
@@ -974,7 +974,7 @@
           <w:lang w:eastAsia="es-CO"/>
         </w:rPr>
       </w:pPr>
-      <w:hyperlink w:anchor="_Toc242081539" w:history="1">
+      <w:hyperlink w:anchor="_Toc243388016" w:history="1">
         <w:r>
           <w:rPr>
             <w:rStyle w:val="Hipervnculo"/>
@@ -1018,7 +1018,7 @@
             <w:noProof/>
             <w:webHidden/>
           </w:rPr>
-          <w:instrText xml:space="preserve"> PAGEREF _Toc242081539 \h </w:instrText>
+          <w:instrText xml:space="preserve"> PAGEREF _Toc243388016 \h </w:instrText>
         </w:r>
         <w:r>
           <w:rPr>
@@ -1064,7 +1064,7 @@
           <w:lang w:eastAsia="es-CO"/>
         </w:rPr>
       </w:pPr>
-      <w:hyperlink w:anchor="_Toc242081541" w:history="1">
+      <w:hyperlink w:anchor="_Toc243388018" w:history="1">
         <w:r>
           <w:rPr>
             <w:rStyle w:val="Hipervnculo"/>
@@ -1108,7 +1108,7 @@
             <w:noProof/>
             <w:webHidden/>
           </w:rPr>
-          <w:instrText xml:space="preserve"> PAGEREF _Toc242081541 \h </w:instrText>
+          <w:instrText xml:space="preserve"> PAGEREF _Toc243388018 \h </w:instrText>
         </w:r>
         <w:r>
           <w:rPr>
@@ -1154,7 +1154,7 @@
           <w:lang w:eastAsia="es-CO"/>
         </w:rPr>
       </w:pPr>
-      <w:hyperlink w:anchor="_Toc242081542" w:history="1">
+      <w:hyperlink w:anchor="_Toc243388019" w:history="1">
         <w:r>
           <w:rPr>
             <w:rStyle w:val="Hipervnculo"/>
@@ -1198,7 +1198,7 @@
             <w:noProof/>
             <w:webHidden/>
           </w:rPr>
-          <w:instrText xml:space="preserve"> PAGEREF _Toc242081542 \h </w:instrText>
+          <w:instrText xml:space="preserve"> PAGEREF _Toc243388019 \h </w:instrText>
         </w:r>
         <w:r>
           <w:rPr>
@@ -1244,7 +1244,7 @@
           <w:lang w:eastAsia="es-CO"/>
         </w:rPr>
       </w:pPr>
-      <w:hyperlink w:anchor="_Toc242081543" w:history="1">
+      <w:hyperlink w:anchor="_Toc243388020" w:history="1">
         <w:r>
           <w:rPr>
             <w:rStyle w:val="Hipervnculo"/>
@@ -1288,7 +1288,7 @@
             <w:noProof/>
             <w:webHidden/>
           </w:rPr>
-          <w:instrText xml:space="preserve"> PAGEREF _Toc242081543 \h </w:instrText>
+          <w:instrText xml:space="preserve"> PAGEREF _Toc243388020 \h </w:instrText>
         </w:r>
         <w:r>
           <w:rPr>
@@ -1334,7 +1334,7 @@
           <w:lang w:eastAsia="es-CO"/>
         </w:rPr>
       </w:pPr>
-      <w:hyperlink w:anchor="_Toc242081544" w:history="1">
+      <w:hyperlink w:anchor="_Toc243388021" w:history="1">
         <w:r>
           <w:rPr>
             <w:rStyle w:val="Hipervnculo"/>
@@ -1378,7 +1378,7 @@
             <w:noProof/>
             <w:webHidden/>
           </w:rPr>
-          <w:instrText xml:space="preserve"> PAGEREF _Toc242081544 \h </w:instrText>
+          <w:instrText xml:space="preserve"> PAGEREF _Toc243388021 \h </w:instrText>
         </w:r>
         <w:r>
           <w:rPr>
@@ -1424,7 +1424,7 @@
           <w:lang w:eastAsia="es-CO"/>
         </w:rPr>
       </w:pPr>
-      <w:hyperlink w:anchor="_Toc242081545" w:history="1">
+      <w:hyperlink w:anchor="_Toc243388022" w:history="1">
         <w:r>
           <w:rPr>
             <w:rStyle w:val="Hipervnculo"/>
@@ -1468,7 +1468,7 @@
             <w:noProof/>
             <w:webHidden/>
           </w:rPr>
-          <w:instrText xml:space="preserve"> PAGEREF _Toc242081545 \h </w:instrText>
+          <w:instrText xml:space="preserve"> PAGEREF _Toc243388022 \h </w:instrText>
         </w:r>
         <w:r>
           <w:rPr>
@@ -1514,7 +1514,7 @@
           <w:lang w:eastAsia="es-CO"/>
         </w:rPr>
       </w:pPr>
-      <w:hyperlink w:anchor="_Toc242081547" w:history="1">
+      <w:hyperlink w:anchor="_Toc243388024" w:history="1">
         <w:r>
           <w:rPr>
             <w:rStyle w:val="Hipervnculo"/>
@@ -1558,7 +1558,7 @@
             <w:noProof/>
             <w:webHidden/>
           </w:rPr>
-          <w:instrText xml:space="preserve"> PAGEREF _Toc242081547 \h </w:instrText>
+          <w:instrText xml:space="preserve"> PAGEREF _Toc243388024 \h </w:instrText>
         </w:r>
         <w:r>
           <w:rPr>
@@ -1604,7 +1604,7 @@
           <w:lang w:eastAsia="es-CO"/>
         </w:rPr>
       </w:pPr>
-      <w:hyperlink w:anchor="_Toc242081548" w:history="1">
+      <w:hyperlink w:anchor="_Toc243388025" w:history="1">
         <w:r>
           <w:rPr>
             <w:rStyle w:val="Hipervnculo"/>
@@ -1648,7 +1648,7 @@
             <w:noProof/>
             <w:webHidden/>
           </w:rPr>
-          <w:instrText xml:space="preserve"> PAGEREF _Toc242081548 \h </w:instrText>
+          <w:instrText xml:space="preserve"> PAGEREF _Toc243388025 \h </w:instrText>
         </w:r>
         <w:r>
           <w:rPr>
@@ -1694,7 +1694,7 @@
           <w:lang w:eastAsia="es-CO"/>
         </w:rPr>
       </w:pPr>
-      <w:hyperlink w:anchor="_Toc242081549" w:history="1">
+      <w:hyperlink w:anchor="_Toc243388026" w:history="1">
         <w:r>
           <w:rPr>
             <w:rStyle w:val="Hipervnculo"/>
@@ -1738,7 +1738,7 @@
             <w:noProof/>
             <w:webHidden/>
           </w:rPr>
-          <w:instrText xml:space="preserve"> PAGEREF _Toc242081549 \h </w:instrText>
+          <w:instrText xml:space="preserve"> PAGEREF _Toc243388026 \h </w:instrText>
         </w:r>
         <w:r>
           <w:rPr>
@@ -1784,7 +1784,7 @@
           <w:lang w:eastAsia="es-CO"/>
         </w:rPr>
       </w:pPr>
-      <w:hyperlink w:anchor="_Toc242081550" w:history="1">
+      <w:hyperlink w:anchor="_Toc243388027" w:history="1">
         <w:r>
           <w:rPr>
             <w:rStyle w:val="Hipervnculo"/>
@@ -1828,7 +1828,7 @@
             <w:noProof/>
             <w:webHidden/>
           </w:rPr>
-          <w:instrText xml:space="preserve"> PAGEREF _Toc242081550 \h </w:instrText>
+          <w:instrText xml:space="preserve"> PAGEREF _Toc243388027 \h </w:instrText>
         </w:r>
         <w:r>
           <w:rPr>
@@ -1874,7 +1874,7 @@
           <w:lang w:eastAsia="es-CO"/>
         </w:rPr>
       </w:pPr>
-      <w:hyperlink w:anchor="_Toc242081551" w:history="1">
+      <w:hyperlink w:anchor="_Toc243388028" w:history="1">
         <w:r>
           <w:rPr>
             <w:rStyle w:val="Hipervnculo"/>
@@ -1918,7 +1918,7 @@
             <w:noProof/>
             <w:webHidden/>
           </w:rPr>
-          <w:instrText xml:space="preserve"> PAGEREF _Toc242081551 \h </w:instrText>
+          <w:instrText xml:space="preserve"> PAGEREF _Toc243388028 \h </w:instrText>
         </w:r>
         <w:r>
           <w:rPr>
@@ -1964,7 +1964,7 @@
           <w:lang w:eastAsia="es-CO"/>
         </w:rPr>
       </w:pPr>
-      <w:hyperlink w:anchor="_Toc242081552" w:history="1">
+      <w:hyperlink w:anchor="_Toc243388029" w:history="1">
         <w:r>
           <w:rPr>
             <w:rStyle w:val="Hipervnculo"/>
@@ -2008,7 +2008,7 @@
             <w:noProof/>
             <w:webHidden/>
           </w:rPr>
-          <w:instrText xml:space="preserve"> PAGEREF _Toc242081552 \h </w:instrText>
+          <w:instrText xml:space="preserve"> PAGEREF _Toc243388029 \h </w:instrText>
         </w:r>
         <w:r>
           <w:rPr>
@@ -2054,7 +2054,7 @@
           <w:lang w:eastAsia="es-CO"/>
         </w:rPr>
       </w:pPr>
-      <w:hyperlink w:anchor="_Toc242081554" w:history="1">
+      <w:hyperlink w:anchor="_Toc243388031" w:history="1">
         <w:r>
           <w:rPr>
             <w:rStyle w:val="Hipervnculo"/>
@@ -2098,7 +2098,7 @@
             <w:noProof/>
             <w:webHidden/>
           </w:rPr>
-          <w:instrText xml:space="preserve"> PAGEREF _Toc242081554 \h </w:instrText>
+          <w:instrText xml:space="preserve"> PAGEREF _Toc243388031 \h </w:instrText>
         </w:r>
         <w:r>
           <w:rPr>
@@ -2144,7 +2144,7 @@
           <w:lang w:eastAsia="es-CO"/>
         </w:rPr>
       </w:pPr>
-      <w:hyperlink w:anchor="_Toc242081555" w:history="1">
+      <w:hyperlink w:anchor="_Toc243388032" w:history="1">
         <w:r>
           <w:rPr>
             <w:rStyle w:val="Hipervnculo"/>
@@ -2188,7 +2188,7 @@
             <w:noProof/>
             <w:webHidden/>
           </w:rPr>
-          <w:instrText xml:space="preserve"> PAGEREF _Toc242081555 \h </w:instrText>
+          <w:instrText xml:space="preserve"> PAGEREF _Toc243388032 \h </w:instrText>
         </w:r>
         <w:r>
           <w:rPr>
@@ -2234,7 +2234,7 @@
           <w:lang w:eastAsia="es-CO"/>
         </w:rPr>
       </w:pPr>
-      <w:hyperlink w:anchor="_Toc242081556" w:history="1">
+      <w:hyperlink w:anchor="_Toc243388033" w:history="1">
         <w:r>
           <w:rPr>
             <w:rStyle w:val="Hipervnculo"/>
@@ -2278,7 +2278,7 @@
             <w:noProof/>
             <w:webHidden/>
           </w:rPr>
-          <w:instrText xml:space="preserve"> PAGEREF _Toc242081556 \h </w:instrText>
+          <w:instrText xml:space="preserve"> PAGEREF _Toc243388033 \h </w:instrText>
         </w:r>
         <w:r>
           <w:rPr>
@@ -2324,7 +2324,7 @@
           <w:lang w:eastAsia="es-CO"/>
         </w:rPr>
       </w:pPr>
-      <w:hyperlink w:anchor="_Toc242081557" w:history="1">
+      <w:hyperlink w:anchor="_Toc243388034" w:history="1">
         <w:r>
           <w:rPr>
             <w:rStyle w:val="Hipervnculo"/>
@@ -2368,7 +2368,7 @@
             <w:noProof/>
             <w:webHidden/>
           </w:rPr>
-          <w:instrText xml:space="preserve"> PAGEREF _Toc242081557 \h </w:instrText>
+          <w:instrText xml:space="preserve"> PAGEREF _Toc243388034 \h </w:instrText>
         </w:r>
         <w:r>
           <w:rPr>
@@ -2414,7 +2414,7 @@
           <w:lang w:eastAsia="es-CO"/>
         </w:rPr>
       </w:pPr>
-      <w:hyperlink w:anchor="_Toc242081558" w:history="1">
+      <w:hyperlink w:anchor="_Toc243388035" w:history="1">
         <w:r>
           <w:rPr>
             <w:rStyle w:val="Hipervnculo"/>
@@ -2458,7 +2458,7 @@
             <w:noProof/>
             <w:webHidden/>
           </w:rPr>
-          <w:instrText xml:space="preserve"> PAGEREF _Toc242081558 \h </w:instrText>
+          <w:instrText xml:space="preserve"> PAGEREF _Toc243388035 \h </w:instrText>
         </w:r>
         <w:r>
           <w:rPr>
@@ -2504,7 +2504,7 @@
           <w:lang w:eastAsia="es-CO"/>
         </w:rPr>
       </w:pPr>
-      <w:hyperlink w:anchor="_Toc242081560" w:history="1">
+      <w:hyperlink w:anchor="_Toc243388037" w:history="1">
         <w:r>
           <w:rPr>
             <w:rStyle w:val="Hipervnculo"/>
@@ -2548,7 +2548,7 @@
             <w:noProof/>
             <w:webHidden/>
           </w:rPr>
-          <w:instrText xml:space="preserve"> PAGEREF _Toc242081560 \h </w:instrText>
+          <w:instrText xml:space="preserve"> PAGEREF _Toc243388037 \h </w:instrText>
         </w:r>
         <w:r>
           <w:rPr>
@@ -2586,7 +2586,7 @@
           <w:tab w:val="left" w:pos="1760"/>
           <w:tab w:val="right" w:leader="dot" w:pos="9962"/>
         </w:tabs>
-        <w:ind w:left="1754" w:hanging="765"/>
+        <w:ind w:left="989" w:firstLine="0"/>
         <w:rPr>
           <w:rFonts w:asciiTheme="minorHAnsi" w:eastAsiaTheme="minorEastAsia" w:hAnsiTheme="minorHAnsi" w:cstheme="minorBidi"/>
           <w:noProof/>
@@ -2595,7 +2595,7 @@
           <w:lang w:eastAsia="es-CO"/>
         </w:rPr>
       </w:pPr>
-      <w:hyperlink w:anchor="_Toc242081561" w:history="1">
+      <w:hyperlink w:anchor="_Toc243388038" w:history="1">
         <w:r>
           <w:rPr>
             <w:rStyle w:val="Hipervnculo"/>
@@ -2655,7 +2655,7 @@
             <w:noProof/>
             <w:webHidden/>
           </w:rPr>
-          <w:instrText xml:space="preserve"> PAGEREF _Toc242081561 \h </w:instrText>
+          <w:instrText xml:space="preserve"> PAGEREF _Toc243388038 \h </w:instrText>
         </w:r>
         <w:r>
           <w:rPr>
@@ -2693,7 +2693,7 @@
           <w:tab w:val="left" w:pos="1760"/>
           <w:tab w:val="right" w:leader="dot" w:pos="9962"/>
         </w:tabs>
-        <w:ind w:left="1754" w:hanging="765"/>
+        <w:ind w:left="989" w:firstLine="0"/>
         <w:rPr>
           <w:rFonts w:asciiTheme="minorHAnsi" w:eastAsiaTheme="minorEastAsia" w:hAnsiTheme="minorHAnsi" w:cstheme="minorBidi"/>
           <w:noProof/>
@@ -2702,7 +2702,7 @@
           <w:lang w:eastAsia="es-CO"/>
         </w:rPr>
       </w:pPr>
-      <w:hyperlink w:anchor="_Toc242081562" w:history="1">
+      <w:hyperlink w:anchor="_Toc243388039" w:history="1">
         <w:r>
           <w:rPr>
             <w:rStyle w:val="Hipervnculo"/>
@@ -2746,13 +2746,6 @@
             <w:noProof/>
             <w:webHidden/>
           </w:rPr>
-          <w:tab/>
-        </w:r>
-        <w:r>
-          <w:rPr>
-            <w:noProof/>
-            <w:webHidden/>
-          </w:rPr>
           <w:fldChar w:fldCharType="begin"/>
         </w:r>
         <w:r>
@@ -2760,7 +2753,7 @@
             <w:noProof/>
             <w:webHidden/>
           </w:rPr>
-          <w:instrText xml:space="preserve"> PAGEREF _Toc242081562 \h </w:instrText>
+          <w:instrText xml:space="preserve"> PAGEREF _Toc243388039 \h </w:instrText>
         </w:r>
         <w:r>
           <w:rPr>
@@ -2805,7 +2798,7 @@
           <w:lang w:eastAsia="es-CO"/>
         </w:rPr>
       </w:pPr>
-      <w:hyperlink w:anchor="_Toc242081563" w:history="1">
+      <w:hyperlink w:anchor="_Toc243388040" w:history="1">
         <w:r>
           <w:rPr>
             <w:rStyle w:val="Hipervnculo"/>
@@ -2832,7 +2825,7 @@
             <w:noProof/>
             <w:webHidden/>
           </w:rPr>
-          <w:instrText xml:space="preserve"> PAGEREF _Toc242081563 \h </w:instrText>
+          <w:instrText xml:space="preserve"> PAGEREF _Toc243388040 \h </w:instrText>
         </w:r>
         <w:r>
           <w:rPr>
@@ -2877,7 +2870,7 @@
           <w:lang w:eastAsia="es-CO"/>
         </w:rPr>
       </w:pPr>
-      <w:hyperlink w:anchor="_Toc242081564" w:history="1">
+      <w:hyperlink w:anchor="_Toc243388041" w:history="1">
         <w:r>
           <w:rPr>
             <w:rStyle w:val="Hipervnculo"/>
@@ -2904,7 +2897,7 @@
             <w:noProof/>
             <w:webHidden/>
           </w:rPr>
-          <w:instrText xml:space="preserve"> PAGEREF _Toc242081564 \h </w:instrText>
+          <w:instrText xml:space="preserve"> PAGEREF _Toc243388041 \h </w:instrText>
         </w:r>
         <w:r>
           <w:rPr>
@@ -2949,7 +2942,7 @@
           <w:lang w:eastAsia="es-CO"/>
         </w:rPr>
       </w:pPr>
-      <w:hyperlink w:anchor="_Toc242081565" w:history="1">
+      <w:hyperlink w:anchor="_Toc243388042" w:history="1">
         <w:r>
           <w:rPr>
             <w:rStyle w:val="Hipervnculo"/>
@@ -2977,7 +2970,7 @@
             <w:noProof/>
             <w:webHidden/>
           </w:rPr>
-          <w:instrText xml:space="preserve"> PAGEREF _Toc242081565 \h </w:instrText>
+          <w:instrText xml:space="preserve"> PAGEREF _Toc243388042 \h </w:instrText>
         </w:r>
         <w:r>
           <w:rPr>
@@ -3022,7 +3015,7 @@
           <w:lang w:eastAsia="es-CO"/>
         </w:rPr>
       </w:pPr>
-      <w:hyperlink w:anchor="_Toc242081566" w:history="1">
+      <w:hyperlink w:anchor="_Toc243388043" w:history="1">
         <w:r>
           <w:rPr>
             <w:rStyle w:val="Hipervnculo"/>
@@ -3049,7 +3042,7 @@
             <w:noProof/>
             <w:webHidden/>
           </w:rPr>
-          <w:instrText xml:space="preserve"> PAGEREF _Toc242081566 \h </w:instrText>
+          <w:instrText xml:space="preserve"> PAGEREF _Toc243388043 \h </w:instrText>
         </w:r>
         <w:r>
           <w:rPr>
@@ -3092,7 +3085,7 @@
         <w:fldChar w:fldCharType="end"/>
       </w:r>
       <w:bookmarkStart w:id="0" w:name="_Toc176443691"/>
-      <w:bookmarkStart w:id="1" w:name="_Toc242081534"/>
+      <w:bookmarkStart w:id="1" w:name="_Toc243388011"/>
       <w:r>
         <w:t>Introducción</w:t>
       </w:r>
@@ -3223,7 +3216,7 @@
       <w:pPr>
         <w:pStyle w:val="Ttulo1"/>
       </w:pPr>
-      <w:bookmarkStart w:id="2" w:name="_Toc242081535"/>
+      <w:bookmarkStart w:id="2" w:name="_Toc243388012"/>
       <w:r>
         <w:lastRenderedPageBreak/>
         <w:t>Gestores de bases de datos y configuración del entorno</w:t>
@@ -3342,7 +3335,7 @@
       <w:pPr>
         <w:pStyle w:val="Ttulo2"/>
       </w:pPr>
-      <w:bookmarkStart w:id="3" w:name="_Toc242081536"/>
+      <w:bookmarkStart w:id="3" w:name="_Toc243388013"/>
       <w:r>
         <w:t>Gestores de bases de datos relacionales y no relacionales</w:t>
       </w:r>
@@ -3817,7 +3810,7 @@
       <w:pPr>
         <w:pStyle w:val="Ttulo2"/>
       </w:pPr>
-      <w:bookmarkStart w:id="4" w:name="_Toc242081537"/>
+      <w:bookmarkStart w:id="4" w:name="_Toc243388014"/>
       <w:r>
         <w:t>Gestores de bases de datos transaccionales</w:t>
       </w:r>
@@ -4360,7 +4353,7 @@
       <w:pPr>
         <w:pStyle w:val="Ttulo2"/>
       </w:pPr>
-      <w:bookmarkStart w:id="5" w:name="_Toc242081538"/>
+      <w:bookmarkStart w:id="5" w:name="_Toc243388015"/>
       <w:r>
         <w:t>Instalación y configuración de gestores de bases de datos</w:t>
       </w:r>
@@ -4850,7 +4843,7 @@
       <w:pPr>
         <w:pStyle w:val="Ttulo1"/>
       </w:pPr>
-      <w:bookmarkStart w:id="7" w:name="_Toc242081539"/>
+      <w:bookmarkStart w:id="7" w:name="_Toc243388016"/>
       <w:r>
         <w:lastRenderedPageBreak/>
         <w:t>Lenguaje estructurado de consulta (SQL)</w:t>
@@ -4938,20 +4931,22 @@
       <w:bookmarkStart w:id="9" w:name="_Toc235515966"/>
       <w:bookmarkStart w:id="10" w:name="_Toc240991545"/>
       <w:bookmarkStart w:id="11" w:name="_Toc242081540"/>
+      <w:bookmarkStart w:id="12" w:name="_Toc243388017"/>
       <w:bookmarkEnd w:id="8"/>
       <w:bookmarkEnd w:id="9"/>
       <w:bookmarkEnd w:id="10"/>
       <w:bookmarkEnd w:id="11"/>
+      <w:bookmarkEnd w:id="12"/>
     </w:p>
     <w:p>
       <w:pPr>
         <w:pStyle w:val="Ttulo2"/>
       </w:pPr>
-      <w:bookmarkStart w:id="12" w:name="_Toc242081541"/>
+      <w:bookmarkStart w:id="13" w:name="_Toc243388018"/>
       <w:r>
         <w:t>Características, componentes y estándares de SQL</w:t>
       </w:r>
-      <w:bookmarkEnd w:id="12"/>
+      <w:bookmarkEnd w:id="13"/>
     </w:p>
     <w:p>
       <w:r>
@@ -5305,12 +5300,12 @@
       <w:pPr>
         <w:pStyle w:val="Ttulo2"/>
       </w:pPr>
-      <w:bookmarkStart w:id="13" w:name="_Toc242081542"/>
+      <w:bookmarkStart w:id="14" w:name="_Toc243388019"/>
       <w:r>
         <w:lastRenderedPageBreak/>
         <w:t>Tipos de datos, restricciones y propiedades de los datos</w:t>
       </w:r>
-      <w:bookmarkEnd w:id="13"/>
+      <w:bookmarkEnd w:id="14"/>
     </w:p>
     <w:p>
       <w:r>
@@ -5925,12 +5920,12 @@
       <w:pPr>
         <w:pStyle w:val="Ttulo2"/>
       </w:pPr>
-      <w:bookmarkStart w:id="14" w:name="_Toc242081543"/>
+      <w:bookmarkStart w:id="15" w:name="_Toc243388020"/>
       <w:r>
         <w:lastRenderedPageBreak/>
         <w:t>Lenguaje de definición de datos (DDL)</w:t>
       </w:r>
-      <w:bookmarkEnd w:id="14"/>
+      <w:bookmarkEnd w:id="15"/>
     </w:p>
     <w:p>
       <w:r>
@@ -6208,11 +6203,11 @@
       <w:pPr>
         <w:pStyle w:val="Ttulo2"/>
       </w:pPr>
-      <w:bookmarkStart w:id="15" w:name="_Toc242081544"/>
+      <w:bookmarkStart w:id="16" w:name="_Toc243388021"/>
       <w:r>
         <w:t>Restricciones de integridad</w:t>
       </w:r>
-      <w:bookmarkEnd w:id="15"/>
+      <w:bookmarkEnd w:id="16"/>
     </w:p>
     <w:p>
       <w:r>
@@ -6337,12 +6332,12 @@
       <w:pPr>
         <w:pStyle w:val="Ttulo1"/>
       </w:pPr>
-      <w:bookmarkStart w:id="16" w:name="_Toc242081545"/>
+      <w:bookmarkStart w:id="17" w:name="_Toc243388022"/>
       <w:r>
         <w:lastRenderedPageBreak/>
         <w:t>Manipulación y consulta de datos con SQL</w:t>
       </w:r>
-      <w:bookmarkEnd w:id="16"/>
+      <w:bookmarkEnd w:id="17"/>
     </w:p>
     <w:p>
       <w:r>
@@ -6404,24 +6399,26 @@
           <w:lang w:eastAsia="es-CO"/>
         </w:rPr>
       </w:pPr>
-      <w:bookmarkStart w:id="17" w:name="_Toc229385483"/>
-      <w:bookmarkStart w:id="18" w:name="_Toc235515972"/>
-      <w:bookmarkStart w:id="19" w:name="_Toc240991551"/>
-      <w:bookmarkStart w:id="20" w:name="_Toc242081546"/>
-      <w:bookmarkEnd w:id="17"/>
+      <w:bookmarkStart w:id="18" w:name="_Toc229385483"/>
+      <w:bookmarkStart w:id="19" w:name="_Toc235515972"/>
+      <w:bookmarkStart w:id="20" w:name="_Toc240991551"/>
+      <w:bookmarkStart w:id="21" w:name="_Toc242081546"/>
+      <w:bookmarkStart w:id="22" w:name="_Toc243388023"/>
       <w:bookmarkEnd w:id="18"/>
       <w:bookmarkEnd w:id="19"/>
       <w:bookmarkEnd w:id="20"/>
+      <w:bookmarkEnd w:id="21"/>
+      <w:bookmarkEnd w:id="22"/>
     </w:p>
     <w:p>
       <w:pPr>
         <w:pStyle w:val="Ttulo2"/>
       </w:pPr>
-      <w:bookmarkStart w:id="21" w:name="_Toc242081547"/>
+      <w:bookmarkStart w:id="23" w:name="_Toc243388024"/>
       <w:r>
         <w:t>Lenguaje de manipulación de datos (DML)</w:t>
       </w:r>
-      <w:bookmarkEnd w:id="21"/>
+      <w:bookmarkEnd w:id="23"/>
     </w:p>
     <w:p>
       <w:r>
@@ -6736,11 +6733,11 @@
       <w:pPr>
         <w:pStyle w:val="Ttulo2"/>
       </w:pPr>
-      <w:bookmarkStart w:id="22" w:name="_Toc242081548"/>
+      <w:bookmarkStart w:id="24" w:name="_Toc243388025"/>
       <w:r>
         <w:t>Operadores de comparación, aritméticos y lógicos</w:t>
       </w:r>
-      <w:bookmarkEnd w:id="22"/>
+      <w:bookmarkEnd w:id="24"/>
     </w:p>
     <w:p>
       <w:r>
@@ -7030,11 +7027,11 @@
       <w:pPr>
         <w:pStyle w:val="Ttulo2"/>
       </w:pPr>
-      <w:bookmarkStart w:id="23" w:name="_Toc242081549"/>
+      <w:bookmarkStart w:id="25" w:name="_Toc243388026"/>
       <w:r>
         <w:t>Funciones de cadena, matemáticas, fecha-hora y del sistema</w:t>
       </w:r>
-      <w:bookmarkEnd w:id="23"/>
+      <w:bookmarkEnd w:id="25"/>
     </w:p>
     <w:p>
       <w:r>
@@ -7455,11 +7452,11 @@
       <w:pPr>
         <w:pStyle w:val="Ttulo2"/>
       </w:pPr>
-      <w:bookmarkStart w:id="24" w:name="_Toc242081550"/>
+      <w:bookmarkStart w:id="26" w:name="_Toc243388027"/>
       <w:r>
         <w:t>Consultas combinadas (JOIN)</w:t>
       </w:r>
-      <w:bookmarkEnd w:id="24"/>
+      <w:bookmarkEnd w:id="26"/>
     </w:p>
     <w:p>
       <w:r>
@@ -7742,11 +7739,11 @@
       <w:pPr>
         <w:pStyle w:val="Ttulo2"/>
       </w:pPr>
-      <w:bookmarkStart w:id="25" w:name="_Toc242081551"/>
+      <w:bookmarkStart w:id="27" w:name="_Toc243388028"/>
       <w:r>
         <w:t>Sentencias de agregación</w:t>
       </w:r>
-      <w:bookmarkEnd w:id="25"/>
+      <w:bookmarkEnd w:id="27"/>
     </w:p>
     <w:p>
       <w:r>
@@ -8234,12 +8231,12 @@
       <w:pPr>
         <w:pStyle w:val="Ttulo1"/>
       </w:pPr>
-      <w:bookmarkStart w:id="26" w:name="_Toc242081552"/>
+      <w:bookmarkStart w:id="28" w:name="_Toc243388029"/>
       <w:r>
         <w:lastRenderedPageBreak/>
         <w:t>Gestión de bases de datos NoSQL</w:t>
       </w:r>
-      <w:bookmarkEnd w:id="26"/>
+      <w:bookmarkEnd w:id="28"/>
     </w:p>
     <w:p>
       <w:r>
@@ -8296,24 +8293,26 @@
           <w:lang w:eastAsia="es-CO"/>
         </w:rPr>
       </w:pPr>
-      <w:bookmarkStart w:id="27" w:name="_Toc229385490"/>
-      <w:bookmarkStart w:id="28" w:name="_Toc235515979"/>
-      <w:bookmarkStart w:id="29" w:name="_Toc240991558"/>
-      <w:bookmarkStart w:id="30" w:name="_Toc242081553"/>
-      <w:bookmarkEnd w:id="27"/>
-      <w:bookmarkEnd w:id="28"/>
+      <w:bookmarkStart w:id="29" w:name="_Toc229385490"/>
+      <w:bookmarkStart w:id="30" w:name="_Toc235515979"/>
+      <w:bookmarkStart w:id="31" w:name="_Toc240991558"/>
+      <w:bookmarkStart w:id="32" w:name="_Toc242081553"/>
+      <w:bookmarkStart w:id="33" w:name="_Toc243388030"/>
       <w:bookmarkEnd w:id="29"/>
       <w:bookmarkEnd w:id="30"/>
+      <w:bookmarkEnd w:id="31"/>
+      <w:bookmarkEnd w:id="32"/>
+      <w:bookmarkEnd w:id="33"/>
     </w:p>
     <w:p>
       <w:pPr>
         <w:pStyle w:val="Ttulo2"/>
       </w:pPr>
-      <w:bookmarkStart w:id="31" w:name="_Toc242081554"/>
+      <w:bookmarkStart w:id="34" w:name="_Toc243388031"/>
       <w:r>
         <w:t>Conceptos de gestores NoSQL</w:t>
       </w:r>
-      <w:bookmarkEnd w:id="31"/>
+      <w:bookmarkEnd w:id="34"/>
     </w:p>
     <w:p>
       <w:r>
@@ -8600,11 +8599,11 @@
       <w:pPr>
         <w:pStyle w:val="Ttulo2"/>
       </w:pPr>
-      <w:bookmarkStart w:id="32" w:name="_Toc242081555"/>
+      <w:bookmarkStart w:id="35" w:name="_Toc243388032"/>
       <w:r>
         <w:t>Instalación y configuración de bases de datos NoSQL</w:t>
       </w:r>
-      <w:bookmarkEnd w:id="32"/>
+      <w:bookmarkEnd w:id="35"/>
     </w:p>
     <w:p>
       <w:r>
@@ -8840,11 +8839,11 @@
       <w:pPr>
         <w:pStyle w:val="Ttulo2"/>
       </w:pPr>
-      <w:bookmarkStart w:id="33" w:name="_Toc242081556"/>
+      <w:bookmarkStart w:id="36" w:name="_Toc243388033"/>
       <w:r>
         <w:t>Construcción de bases de datos NoSQL</w:t>
       </w:r>
-      <w:bookmarkEnd w:id="33"/>
+      <w:bookmarkEnd w:id="36"/>
     </w:p>
     <w:p>
       <w:r>
@@ -9294,11 +9293,11 @@
       <w:pPr>
         <w:pStyle w:val="Ttulo2"/>
       </w:pPr>
-      <w:bookmarkStart w:id="34" w:name="_Toc242081557"/>
+      <w:bookmarkStart w:id="37" w:name="_Toc243388034"/>
       <w:r>
         <w:t>Operaciones CRUD, consultas e índices</w:t>
       </w:r>
-      <w:bookmarkEnd w:id="34"/>
+      <w:bookmarkEnd w:id="37"/>
     </w:p>
     <w:p>
       <w:r>
@@ -9779,12 +9778,12 @@
       <w:pPr>
         <w:pStyle w:val="Ttulo1"/>
       </w:pPr>
-      <w:bookmarkStart w:id="35" w:name="_Toc242081558"/>
+      <w:bookmarkStart w:id="38" w:name="_Toc243388035"/>
       <w:r>
         <w:lastRenderedPageBreak/>
         <w:t>Seguridad, pruebas y respaldo de bases de datos</w:t>
       </w:r>
-      <w:bookmarkEnd w:id="35"/>
+      <w:bookmarkEnd w:id="38"/>
     </w:p>
     <w:p>
       <w:r>
@@ -9825,24 +9824,26 @@
           <w:lang w:eastAsia="es-CO"/>
         </w:rPr>
       </w:pPr>
-      <w:bookmarkStart w:id="36" w:name="_Toc229385496"/>
-      <w:bookmarkStart w:id="37" w:name="_Toc235515985"/>
-      <w:bookmarkStart w:id="38" w:name="_Toc240991564"/>
-      <w:bookmarkStart w:id="39" w:name="_Toc242081559"/>
-      <w:bookmarkEnd w:id="36"/>
-      <w:bookmarkEnd w:id="37"/>
-      <w:bookmarkEnd w:id="38"/>
+      <w:bookmarkStart w:id="39" w:name="_Toc229385496"/>
+      <w:bookmarkStart w:id="40" w:name="_Toc235515985"/>
+      <w:bookmarkStart w:id="41" w:name="_Toc240991564"/>
+      <w:bookmarkStart w:id="42" w:name="_Toc242081559"/>
+      <w:bookmarkStart w:id="43" w:name="_Toc243388036"/>
       <w:bookmarkEnd w:id="39"/>
+      <w:bookmarkEnd w:id="40"/>
+      <w:bookmarkEnd w:id="41"/>
+      <w:bookmarkEnd w:id="42"/>
+      <w:bookmarkEnd w:id="43"/>
     </w:p>
     <w:p>
       <w:pPr>
         <w:pStyle w:val="Ttulo2"/>
       </w:pPr>
-      <w:bookmarkStart w:id="40" w:name="_Toc242081560"/>
+      <w:bookmarkStart w:id="44" w:name="_Toc243388037"/>
       <w:r>
         <w:t>Lenguaje de control de datos (DCL): GRANT y REVOKE</w:t>
       </w:r>
-      <w:bookmarkEnd w:id="40"/>
+      <w:bookmarkEnd w:id="44"/>
     </w:p>
     <w:p>
       <w:r>
@@ -10021,7 +10022,7 @@
       <w:pPr>
         <w:pStyle w:val="Ttulo2"/>
       </w:pPr>
-      <w:bookmarkStart w:id="41" w:name="_Toc242081561"/>
+      <w:bookmarkStart w:id="45" w:name="_Toc243388038"/>
       <w:r>
         <w:t>Pruebas de bases de datos</w:t>
       </w:r>
@@ -10037,7 +10038,7 @@
       <w:r>
         <w:t xml:space="preserve"> de definición, integridad de datos e integridad referencial</w:t>
       </w:r>
-      <w:bookmarkEnd w:id="41"/>
+      <w:bookmarkEnd w:id="45"/>
     </w:p>
     <w:p>
       <w:r>
@@ -10239,12 +10240,12 @@
       <w:pPr>
         <w:pStyle w:val="Ttulo2"/>
       </w:pPr>
-      <w:bookmarkStart w:id="42" w:name="_Toc242081562"/>
+      <w:bookmarkStart w:id="46" w:name="_Toc243388039"/>
       <w:r>
         <w:lastRenderedPageBreak/>
         <w:t>Gestión de copias de seguridad: exportación e importación de bases de datos</w:t>
       </w:r>
-      <w:bookmarkEnd w:id="42"/>
+      <w:bookmarkEnd w:id="46"/>
     </w:p>
     <w:p>
       <w:r>
@@ -10679,12 +10680,12 @@
       <w:pPr>
         <w:pStyle w:val="Titulosgenerales"/>
       </w:pPr>
-      <w:bookmarkStart w:id="43" w:name="_Toc242081563"/>
+      <w:bookmarkStart w:id="47" w:name="_Toc243388040"/>
       <w:r>
         <w:lastRenderedPageBreak/>
         <w:t>Síntesis</w:t>
       </w:r>
-      <w:bookmarkEnd w:id="43"/>
+      <w:bookmarkEnd w:id="47"/>
     </w:p>
     <w:p>
       <w:pPr>
@@ -10816,14 +10817,14 @@
       <w:pPr>
         <w:pStyle w:val="Titulosgenerales"/>
       </w:pPr>
-      <w:bookmarkStart w:id="44" w:name="_Toc176443725"/>
-      <w:bookmarkStart w:id="45" w:name="_Toc242081564"/>
+      <w:bookmarkStart w:id="48" w:name="_Toc176443725"/>
+      <w:bookmarkStart w:id="49" w:name="_Toc243388041"/>
       <w:r>
         <w:lastRenderedPageBreak/>
         <w:t>Glosario</w:t>
       </w:r>
-      <w:bookmarkEnd w:id="44"/>
-      <w:bookmarkEnd w:id="45"/>
+      <w:bookmarkEnd w:id="48"/>
+      <w:bookmarkEnd w:id="49"/>
     </w:p>
     <w:p>
       <w:pPr>
@@ -11032,8 +11033,8 @@
           <w:lang w:val="es-MX"/>
         </w:rPr>
       </w:pPr>
-      <w:bookmarkStart w:id="46" w:name="_Toc176443726"/>
-      <w:bookmarkStart w:id="47" w:name="_Toc242081565"/>
+      <w:bookmarkStart w:id="50" w:name="_Toc176443726"/>
+      <w:bookmarkStart w:id="51" w:name="_Toc243388042"/>
       <w:r>
         <w:rPr>
           <w:lang w:val="es-MX"/>
@@ -11041,8 +11042,8 @@
         <w:lastRenderedPageBreak/>
         <w:t>Referencias bibliográficas</w:t>
       </w:r>
-      <w:bookmarkEnd w:id="46"/>
-      <w:bookmarkEnd w:id="47"/>
+      <w:bookmarkEnd w:id="50"/>
+      <w:bookmarkEnd w:id="51"/>
     </w:p>
     <w:p>
       <w:pPr>
@@ -11538,14 +11539,14 @@
       <w:pPr>
         <w:pStyle w:val="Titulosgenerales"/>
       </w:pPr>
-      <w:bookmarkStart w:id="48" w:name="_Toc176443727"/>
-      <w:bookmarkStart w:id="49" w:name="_Toc242081566"/>
+      <w:bookmarkStart w:id="52" w:name="_Toc176443727"/>
+      <w:bookmarkStart w:id="53" w:name="_Toc243388043"/>
       <w:r>
         <w:lastRenderedPageBreak/>
         <w:t>Créditos</w:t>
       </w:r>
-      <w:bookmarkEnd w:id="48"/>
-      <w:bookmarkEnd w:id="49"/>
+      <w:bookmarkEnd w:id="52"/>
+      <w:bookmarkEnd w:id="53"/>
     </w:p>
     <w:tbl>
       <w:tblPr>
@@ -12320,7 +12321,7 @@
 </file>
 
 <file path=word/endnotes.xml><?xml version="1.0" encoding="utf-8"?>
-<w:endnotes xmlns:wpc="http://schemas.microsoft.com/office/word/2010/wordprocessingCanvas" xmlns:cx="http://schemas.microsoft.com/office/drawing/2014/chartex" xmlns:cx1="http://schemas.microsoft.com/office/drawing/2015/9/8/chartex" xmlns:cx2="http://schemas.microsoft.com/office/drawing/2015/10/21/chartex" xmlns:cx3="http://schemas.microsoft.com/office/drawing/2016/5/9/chartex" xmlns:cx4="http://schemas.microsoft.com/office/drawing/2016/5/10/chartex" xmlns:cx5="http://schemas.microsoft.com/office/drawing/2016/5/11/chartex" xmlns:cx6="http://schemas.microsoft.com/office/drawing/2016/5/12/chartex" xmlns:cx7="http://schemas.microsoft.com/office/drawing/2016/5/13/chartex" xmlns:cx8="http://schemas.microsoft.com/office/drawing/2016/5/14/chartex" xmlns:mc="http://schemas.openxmlformats.org/markup-compatibility/2006" xmlns:aink="http://schemas.microsoft.com/office/drawing/2016/ink" xmlns:am3d="http://schemas.microsoft.com/office/drawing/2017/model3d" xmlns:o="urn:schemas-microsoft-com:office:office" xmlns:r="http://schemas.openxmlformats.org/officeDocument/2006/relationships" xmlns:m="http://schemas.openxmlformats.org/officeDocument/2006/math" xmlns:v="urn:schemas-microsoft-com:vml" xmlns:wp14="http://schemas.microsoft.com/office/word/2010/wordprocessingDrawing" xmlns:wp="http://schemas.openxmlformats.org/drawingml/2006/wordprocessingDrawing" xmlns:w10="urn:schemas-microsoft-com:office:word" xmlns:w="http://schemas.openxmlformats.org/wordprocessingml/2006/main" xmlns:w14="http://schemas.microsoft.com/office/word/2010/wordml" xmlns:w15="http://schemas.microsoft.com/office/word/2012/wordml" xmlns:w16cex="http://schemas.microsoft.com/office/word/2018/wordml/cex" xmlns:w16cid="http://schemas.microsoft.com/office/word/2016/wordml/cid" xmlns:w16="http://schemas.microsoft.com/office/word/2018/wordml" xmlns:w16sdtdh="http://schemas.microsoft.com/office/word/2020/wordml/sdtdatahash" xmlns:w16se="http://schemas.microsoft.com/office/word/2015/wordml/symex" xmlns:wpg="http://schemas.microsoft.com/office/word/2010/wordprocessingGroup" xmlns:wpi="http://schemas.microsoft.com/office/word/2010/wordprocessingInk" xmlns:wne="http://schemas.microsoft.com/office/word/2006/wordml" xmlns:wps="http://schemas.microsoft.com/office/word/2010/wordprocessingShape" mc:Ignorable="w14 w15 w16se w16cid w16 w16cex w16sdtdh wp14">
+<w:endnotes xmlns:wpc="http://schemas.microsoft.com/office/word/2010/wordprocessingCanvas" xmlns:cx="http://schemas.microsoft.com/office/drawing/2014/chartex" xmlns:cx1="http://schemas.microsoft.com/office/drawing/2015/9/8/chartex" xmlns:cx2="http://schemas.microsoft.com/office/drawing/2015/10/21/chartex" xmlns:cx3="http://schemas.microsoft.com/office/drawing/2016/5/9/chartex" xmlns:cx4="http://schemas.microsoft.com/office/drawing/2016/5/10/chartex" xmlns:cx5="http://schemas.microsoft.com/office/drawing/2016/5/11/chartex" xmlns:cx6="http://schemas.microsoft.com/office/drawing/2016/5/12/chartex" xmlns:cx7="http://schemas.microsoft.com/office/drawing/2016/5/13/chartex" xmlns:cx8="http://schemas.microsoft.com/office/drawing/2016/5/14/chartex" xmlns:mc="http://schemas.openxmlformats.org/markup-compatibility/2006" xmlns:aink="http://schemas.microsoft.com/office/drawing/2016/ink" xmlns:am3d="http://schemas.microsoft.com/office/drawing/2017/model3d" xmlns:o="urn:schemas-microsoft-com:office:office" xmlns:r="http://schemas.openxmlformats.org/officeDocument/2006/relationships" xmlns:m="http://schemas.openxmlformats.org/officeDocument/2006/math" xmlns:v="urn:schemas-microsoft-com:vml" xmlns:wp14="http://schemas.microsoft.com/office/word/2010/wordprocessingDrawing" xmlns:wp="http://schemas.openxmlformats.org/drawingml/2006/wordprocessingDrawing" xmlns:w10="urn:schemas-microsoft-com:office:word" xmlns:w="http://schemas.openxmlformats.org/wordprocessingml/2006/main" xmlns:w14="http://schemas.microsoft.com/office/word/2010/wordml" xmlns:w15="http://schemas.microsoft.com/office/word/2012/wordml" xmlns:w16cex="http://schemas.microsoft.com/office/word/2018/wordml/cex" xmlns:w16cid="http://schemas.microsoft.com/office/word/2016/wordml/cid" xmlns:w16="http://schemas.microsoft.com/office/word/2018/wordml" xmlns:w16se="http://schemas.microsoft.com/office/word/2015/wordml/symex" xmlns:wpg="http://schemas.microsoft.com/office/word/2010/wordprocessingGroup" xmlns:wpi="http://schemas.microsoft.com/office/word/2010/wordprocessingInk" xmlns:wne="http://schemas.microsoft.com/office/word/2006/wordml" xmlns:wps="http://schemas.microsoft.com/office/word/2010/wordprocessingShape" mc:Ignorable="w14 w15 w16se w16cid w16 w16cex wp14">
   <w:endnote w:type="separator" w:id="-1">
     <w:p>
       <w:pPr>
@@ -12345,7 +12346,7 @@
 </file>
 
 <file path=word/footer1.xml><?xml version="1.0" encoding="utf-8"?>
-<w:ftr xmlns:wpc="http://schemas.microsoft.com/office/word/2010/wordprocessingCanvas" xmlns:cx="http://schemas.microsoft.com/office/drawing/2014/chartex" xmlns:cx1="http://schemas.microsoft.com/office/drawing/2015/9/8/chartex" xmlns:cx2="http://schemas.microsoft.com/office/drawing/2015/10/21/chartex" xmlns:cx3="http://schemas.microsoft.com/office/drawing/2016/5/9/chartex" xmlns:cx4="http://schemas.microsoft.com/office/drawing/2016/5/10/chartex" xmlns:cx5="http://schemas.microsoft.com/office/drawing/2016/5/11/chartex" xmlns:cx6="http://schemas.microsoft.com/office/drawing/2016/5/12/chartex" xmlns:cx7="http://schemas.microsoft.com/office/drawing/2016/5/13/chartex" xmlns:cx8="http://schemas.microsoft.com/office/drawing/2016/5/14/chartex" xmlns:mc="http://schemas.openxmlformats.org/markup-compatibility/2006" xmlns:aink="http://schemas.microsoft.com/office/drawing/2016/ink" xmlns:am3d="http://schemas.microsoft.com/office/drawing/2017/model3d" xmlns:o="urn:schemas-microsoft-com:office:office" xmlns:r="http://schemas.openxmlformats.org/officeDocument/2006/relationships" xmlns:m="http://schemas.openxmlformats.org/officeDocument/2006/math" xmlns:v="urn:schemas-microsoft-com:vml" xmlns:wp14="http://schemas.microsoft.com/office/word/2010/wordprocessingDrawing" xmlns:wp="http://schemas.openxmlformats.org/drawingml/2006/wordprocessingDrawing" xmlns:w10="urn:schemas-microsoft-com:office:word" xmlns:w="http://schemas.openxmlformats.org/wordprocessingml/2006/main" xmlns:w14="http://schemas.microsoft.com/office/word/2010/wordml" xmlns:w15="http://schemas.microsoft.com/office/word/2012/wordml" xmlns:w16cex="http://schemas.microsoft.com/office/word/2018/wordml/cex" xmlns:w16cid="http://schemas.microsoft.com/office/word/2016/wordml/cid" xmlns:w16="http://schemas.microsoft.com/office/word/2018/wordml" xmlns:w16sdtdh="http://schemas.microsoft.com/office/word/2020/wordml/sdtdatahash" xmlns:w16se="http://schemas.microsoft.com/office/word/2015/wordml/symex" xmlns:wpg="http://schemas.microsoft.com/office/word/2010/wordprocessingGroup" xmlns:wpi="http://schemas.microsoft.com/office/word/2010/wordprocessingInk" xmlns:wne="http://schemas.microsoft.com/office/word/2006/wordml" xmlns:wps="http://schemas.microsoft.com/office/word/2010/wordprocessingShape" mc:Ignorable="w14 w15 w16se w16cid w16 w16cex w16sdtdh wp14">
+<w:ftr xmlns:wpc="http://schemas.microsoft.com/office/word/2010/wordprocessingCanvas" xmlns:cx="http://schemas.microsoft.com/office/drawing/2014/chartex" xmlns:cx1="http://schemas.microsoft.com/office/drawing/2015/9/8/chartex" xmlns:cx2="http://schemas.microsoft.com/office/drawing/2015/10/21/chartex" xmlns:cx3="http://schemas.microsoft.com/office/drawing/2016/5/9/chartex" xmlns:cx4="http://schemas.microsoft.com/office/drawing/2016/5/10/chartex" xmlns:cx5="http://schemas.microsoft.com/office/drawing/2016/5/11/chartex" xmlns:cx6="http://schemas.microsoft.com/office/drawing/2016/5/12/chartex" xmlns:cx7="http://schemas.microsoft.com/office/drawing/2016/5/13/chartex" xmlns:cx8="http://schemas.microsoft.com/office/drawing/2016/5/14/chartex" xmlns:mc="http://schemas.openxmlformats.org/markup-compatibility/2006" xmlns:aink="http://schemas.microsoft.com/office/drawing/2016/ink" xmlns:am3d="http://schemas.microsoft.com/office/drawing/2017/model3d" xmlns:o="urn:schemas-microsoft-com:office:office" xmlns:r="http://schemas.openxmlformats.org/officeDocument/2006/relationships" xmlns:m="http://schemas.openxmlformats.org/officeDocument/2006/math" xmlns:v="urn:schemas-microsoft-com:vml" xmlns:wp14="http://schemas.microsoft.com/office/word/2010/wordprocessingDrawing" xmlns:wp="http://schemas.openxmlformats.org/drawingml/2006/wordprocessingDrawing" xmlns:w10="urn:schemas-microsoft-com:office:word" xmlns:w="http://schemas.openxmlformats.org/wordprocessingml/2006/main" xmlns:w14="http://schemas.microsoft.com/office/word/2010/wordml" xmlns:w15="http://schemas.microsoft.com/office/word/2012/wordml" xmlns:w16cex="http://schemas.microsoft.com/office/word/2018/wordml/cex" xmlns:w16cid="http://schemas.microsoft.com/office/word/2016/wordml/cid" xmlns:w16="http://schemas.microsoft.com/office/word/2018/wordml" xmlns:w16se="http://schemas.microsoft.com/office/word/2015/wordml/symex" xmlns:wpg="http://schemas.microsoft.com/office/word/2010/wordprocessingGroup" xmlns:wpi="http://schemas.microsoft.com/office/word/2010/wordprocessingInk" xmlns:wne="http://schemas.microsoft.com/office/word/2006/wordml" xmlns:wps="http://schemas.microsoft.com/office/word/2010/wordprocessingShape" mc:Ignorable="w14 w15 w16se w16cid w16 w16cex wp14">
   <w:p>
     <w:pPr>
       <w:pStyle w:val="Piedepgina"/>
@@ -12482,7 +12483,7 @@
 </file>
 
 <file path=word/footnotes.xml><?xml version="1.0" encoding="utf-8"?>
-<w:footnotes xmlns:wpc="http://schemas.microsoft.com/office/word/2010/wordprocessingCanvas" xmlns:cx="http://schemas.microsoft.com/office/drawing/2014/chartex" xmlns:cx1="http://schemas.microsoft.com/office/drawing/2015/9/8/chartex" xmlns:cx2="http://schemas.microsoft.com/office/drawing/2015/10/21/chartex" xmlns:cx3="http://schemas.microsoft.com/office/drawing/2016/5/9/chartex" xmlns:cx4="http://schemas.microsoft.com/office/drawing/2016/5/10/chartex" xmlns:cx5="http://schemas.microsoft.com/office/drawing/2016/5/11/chartex" xmlns:cx6="http://schemas.microsoft.com/office/drawing/2016/5/12/chartex" xmlns:cx7="http://schemas.microsoft.com/office/drawing/2016/5/13/chartex" xmlns:cx8="http://schemas.microsoft.com/office/drawing/2016/5/14/chartex" xmlns:mc="http://schemas.openxmlformats.org/markup-compatibility/2006" xmlns:aink="http://schemas.microsoft.com/office/drawing/2016/ink" xmlns:am3d="http://schemas.microsoft.com/office/drawing/2017/model3d" xmlns:o="urn:schemas-microsoft-com:office:office" xmlns:r="http://schemas.openxmlformats.org/officeDocument/2006/relationships" xmlns:m="http://schemas.openxmlformats.org/officeDocument/2006/math" xmlns:v="urn:schemas-microsoft-com:vml" xmlns:wp14="http://schemas.microsoft.com/office/word/2010/wordprocessingDrawing" xmlns:wp="http://schemas.openxmlformats.org/drawingml/2006/wordprocessingDrawing" xmlns:w10="urn:schemas-microsoft-com:office:word" xmlns:w="http://schemas.openxmlformats.org/wordprocessingml/2006/main" xmlns:w14="http://schemas.microsoft.com/office/word/2010/wordml" xmlns:w15="http://schemas.microsoft.com/office/word/2012/wordml" xmlns:w16cex="http://schemas.microsoft.com/office/word/2018/wordml/cex" xmlns:w16cid="http://schemas.microsoft.com/office/word/2016/wordml/cid" xmlns:w16="http://schemas.microsoft.com/office/word/2018/wordml" xmlns:w16sdtdh="http://schemas.microsoft.com/office/word/2020/wordml/sdtdatahash" xmlns:w16se="http://schemas.microsoft.com/office/word/2015/wordml/symex" xmlns:wpg="http://schemas.microsoft.com/office/word/2010/wordprocessingGroup" xmlns:wpi="http://schemas.microsoft.com/office/word/2010/wordprocessingInk" xmlns:wne="http://schemas.microsoft.com/office/word/2006/wordml" xmlns:wps="http://schemas.microsoft.com/office/word/2010/wordprocessingShape" mc:Ignorable="w14 w15 w16se w16cid w16 w16cex w16sdtdh wp14">
+<w:footnotes xmlns:wpc="http://schemas.microsoft.com/office/word/2010/wordprocessingCanvas" xmlns:cx="http://schemas.microsoft.com/office/drawing/2014/chartex" xmlns:cx1="http://schemas.microsoft.com/office/drawing/2015/9/8/chartex" xmlns:cx2="http://schemas.microsoft.com/office/drawing/2015/10/21/chartex" xmlns:cx3="http://schemas.microsoft.com/office/drawing/2016/5/9/chartex" xmlns:cx4="http://schemas.microsoft.com/office/drawing/2016/5/10/chartex" xmlns:cx5="http://schemas.microsoft.com/office/drawing/2016/5/11/chartex" xmlns:cx6="http://schemas.microsoft.com/office/drawing/2016/5/12/chartex" xmlns:cx7="http://schemas.microsoft.com/office/drawing/2016/5/13/chartex" xmlns:cx8="http://schemas.microsoft.com/office/drawing/2016/5/14/chartex" xmlns:mc="http://schemas.openxmlformats.org/markup-compatibility/2006" xmlns:aink="http://schemas.microsoft.com/office/drawing/2016/ink" xmlns:am3d="http://schemas.microsoft.com/office/drawing/2017/model3d" xmlns:o="urn:schemas-microsoft-com:office:office" xmlns:r="http://schemas.openxmlformats.org/officeDocument/2006/relationships" xmlns:m="http://schemas.openxmlformats.org/officeDocument/2006/math" xmlns:v="urn:schemas-microsoft-com:vml" xmlns:wp14="http://schemas.microsoft.com/office/word/2010/wordprocessingDrawing" xmlns:wp="http://schemas.openxmlformats.org/drawingml/2006/wordprocessingDrawing" xmlns:w10="urn:schemas-microsoft-com:office:word" xmlns:w="http://schemas.openxmlformats.org/wordprocessingml/2006/main" xmlns:w14="http://schemas.microsoft.com/office/word/2010/wordml" xmlns:w15="http://schemas.microsoft.com/office/word/2012/wordml" xmlns:w16cex="http://schemas.microsoft.com/office/word/2018/wordml/cex" xmlns:w16cid="http://schemas.microsoft.com/office/word/2016/wordml/cid" xmlns:w16="http://schemas.microsoft.com/office/word/2018/wordml" xmlns:w16se="http://schemas.microsoft.com/office/word/2015/wordml/symex" xmlns:wpg="http://schemas.microsoft.com/office/word/2010/wordprocessingGroup" xmlns:wpi="http://schemas.microsoft.com/office/word/2010/wordprocessingInk" xmlns:wne="http://schemas.microsoft.com/office/word/2006/wordml" xmlns:wps="http://schemas.microsoft.com/office/word/2010/wordprocessingShape" mc:Ignorable="w14 w15 w16se w16cid w16 w16cex wp14">
   <w:footnote w:type="separator" w:id="-1">
     <w:p>
       <w:pPr>
@@ -12507,7 +12508,7 @@
 </file>
 
 <file path=word/header1.xml><?xml version="1.0" encoding="utf-8"?>
-<w:hdr xmlns:wpc="http://schemas.microsoft.com/office/word/2010/wordprocessingCanvas" xmlns:cx="http://schemas.microsoft.com/office/drawing/2014/chartex" xmlns:cx1="http://schemas.microsoft.com/office/drawing/2015/9/8/chartex" xmlns:cx2="http://schemas.microsoft.com/office/drawing/2015/10/21/chartex" xmlns:cx3="http://schemas.microsoft.com/office/drawing/2016/5/9/chartex" xmlns:cx4="http://schemas.microsoft.com/office/drawing/2016/5/10/chartex" xmlns:cx5="http://schemas.microsoft.com/office/drawing/2016/5/11/chartex" xmlns:cx6="http://schemas.microsoft.com/office/drawing/2016/5/12/chartex" xmlns:cx7="http://schemas.microsoft.com/office/drawing/2016/5/13/chartex" xmlns:cx8="http://schemas.microsoft.com/office/drawing/2016/5/14/chartex" xmlns:mc="http://schemas.openxmlformats.org/markup-compatibility/2006" xmlns:aink="http://schemas.microsoft.com/office/drawing/2016/ink" xmlns:am3d="http://schemas.microsoft.com/office/drawing/2017/model3d" xmlns:o="urn:schemas-microsoft-com:office:office" xmlns:r="http://schemas.openxmlformats.org/officeDocument/2006/relationships" xmlns:m="http://schemas.openxmlformats.org/officeDocument/2006/math" xmlns:v="urn:schemas-microsoft-com:vml" xmlns:wp14="http://schemas.microsoft.com/office/word/2010/wordprocessingDrawing" xmlns:wp="http://schemas.openxmlformats.org/drawingml/2006/wordprocessingDrawing" xmlns:w10="urn:schemas-microsoft-com:office:word" xmlns:w="http://schemas.openxmlformats.org/wordprocessingml/2006/main" xmlns:w14="http://schemas.microsoft.com/office/word/2010/wordml" xmlns:w15="http://schemas.microsoft.com/office/word/2012/wordml" xmlns:w16cex="http://schemas.microsoft.com/office/word/2018/wordml/cex" xmlns:w16cid="http://schemas.microsoft.com/office/word/2016/wordml/cid" xmlns:w16="http://schemas.microsoft.com/office/word/2018/wordml" xmlns:w16sdtdh="http://schemas.microsoft.com/office/word/2020/wordml/sdtdatahash" xmlns:w16se="http://schemas.microsoft.com/office/word/2015/wordml/symex" xmlns:wpg="http://schemas.microsoft.com/office/word/2010/wordprocessingGroup" xmlns:wpi="http://schemas.microsoft.com/office/word/2010/wordprocessingInk" xmlns:wne="http://schemas.microsoft.com/office/word/2006/wordml" xmlns:wps="http://schemas.microsoft.com/office/word/2010/wordprocessingShape" mc:Ignorable="w14 w15 w16se w16cid w16 w16cex w16sdtdh wp14">
+<w:hdr xmlns:wpc="http://schemas.microsoft.com/office/word/2010/wordprocessingCanvas" xmlns:cx="http://schemas.microsoft.com/office/drawing/2014/chartex" xmlns:cx1="http://schemas.microsoft.com/office/drawing/2015/9/8/chartex" xmlns:cx2="http://schemas.microsoft.com/office/drawing/2015/10/21/chartex" xmlns:cx3="http://schemas.microsoft.com/office/drawing/2016/5/9/chartex" xmlns:cx4="http://schemas.microsoft.com/office/drawing/2016/5/10/chartex" xmlns:cx5="http://schemas.microsoft.com/office/drawing/2016/5/11/chartex" xmlns:cx6="http://schemas.microsoft.com/office/drawing/2016/5/12/chartex" xmlns:cx7="http://schemas.microsoft.com/office/drawing/2016/5/13/chartex" xmlns:cx8="http://schemas.microsoft.com/office/drawing/2016/5/14/chartex" xmlns:mc="http://schemas.openxmlformats.org/markup-compatibility/2006" xmlns:aink="http://schemas.microsoft.com/office/drawing/2016/ink" xmlns:am3d="http://schemas.microsoft.com/office/drawing/2017/model3d" xmlns:o="urn:schemas-microsoft-com:office:office" xmlns:r="http://schemas.openxmlformats.org/officeDocument/2006/relationships" xmlns:m="http://schemas.openxmlformats.org/officeDocument/2006/math" xmlns:v="urn:schemas-microsoft-com:vml" xmlns:wp14="http://schemas.microsoft.com/office/word/2010/wordprocessingDrawing" xmlns:wp="http://schemas.openxmlformats.org/drawingml/2006/wordprocessingDrawing" xmlns:w10="urn:schemas-microsoft-com:office:word" xmlns:w="http://schemas.openxmlformats.org/wordprocessingml/2006/main" xmlns:w14="http://schemas.microsoft.com/office/word/2010/wordml" xmlns:w15="http://schemas.microsoft.com/office/word/2012/wordml" xmlns:w16cex="http://schemas.microsoft.com/office/word/2018/wordml/cex" xmlns:w16cid="http://schemas.microsoft.com/office/word/2016/wordml/cid" xmlns:w16="http://schemas.microsoft.com/office/word/2018/wordml" xmlns:w16se="http://schemas.microsoft.com/office/word/2015/wordml/symex" xmlns:wpg="http://schemas.microsoft.com/office/word/2010/wordprocessingGroup" xmlns:wpi="http://schemas.microsoft.com/office/word/2010/wordprocessingInk" xmlns:wne="http://schemas.microsoft.com/office/word/2006/wordml" xmlns:wps="http://schemas.microsoft.com/office/word/2010/wordprocessingShape" mc:Ignorable="w14 w15 w16se w16cid w16 w16cex wp14">
   <w:p>
     <w:pPr>
       <w:pStyle w:val="Encabezado"/>
@@ -12579,7 +12580,7 @@
 </file>
 
 <file path=word/numbering.xml><?xml version="1.0" encoding="utf-8"?>
-<w:numbering xmlns:wpc="http://schemas.microsoft.com/office/word/2010/wordprocessingCanvas" xmlns:cx="http://schemas.microsoft.com/office/drawing/2014/chartex" xmlns:cx1="http://schemas.microsoft.com/office/drawing/2015/9/8/chartex" xmlns:cx2="http://schemas.microsoft.com/office/drawing/2015/10/21/chartex" xmlns:cx3="http://schemas.microsoft.com/office/drawing/2016/5/9/chartex" xmlns:cx4="http://schemas.microsoft.com/office/drawing/2016/5/10/chartex" xmlns:cx5="http://schemas.microsoft.com/office/drawing/2016/5/11/chartex" xmlns:cx6="http://schemas.microsoft.com/office/drawing/2016/5/12/chartex" xmlns:cx7="http://schemas.microsoft.com/office/drawing/2016/5/13/chartex" xmlns:cx8="http://schemas.microsoft.com/office/drawing/2016/5/14/chartex" xmlns:mc="http://schemas.openxmlformats.org/markup-compatibility/2006" xmlns:aink="http://schemas.microsoft.com/office/drawing/2016/ink" xmlns:am3d="http://schemas.microsoft.com/office/drawing/2017/model3d" xmlns:o="urn:schemas-microsoft-com:office:office" xmlns:r="http://schemas.openxmlformats.org/officeDocument/2006/relationships" xmlns:m="http://schemas.openxmlformats.org/officeDocument/2006/math" xmlns:v="urn:schemas-microsoft-com:vml" xmlns:wp14="http://schemas.microsoft.com/office/word/2010/wordprocessingDrawing" xmlns:wp="http://schemas.openxmlformats.org/drawingml/2006/wordprocessingDrawing" xmlns:w10="urn:schemas-microsoft-com:office:word" xmlns:w="http://schemas.openxmlformats.org/wordprocessingml/2006/main" xmlns:w14="http://schemas.microsoft.com/office/word/2010/wordml" xmlns:w15="http://schemas.microsoft.com/office/word/2012/wordml" xmlns:w16cex="http://schemas.microsoft.com/office/word/2018/wordml/cex" xmlns:w16cid="http://schemas.microsoft.com/office/word/2016/wordml/cid" xmlns:w16="http://schemas.microsoft.com/office/word/2018/wordml" xmlns:w16sdtdh="http://schemas.microsoft.com/office/word/2020/wordml/sdtdatahash" xmlns:w16se="http://schemas.microsoft.com/office/word/2015/wordml/symex" xmlns:wpg="http://schemas.microsoft.com/office/word/2010/wordprocessingGroup" xmlns:wpi="http://schemas.microsoft.com/office/word/2010/wordprocessingInk" xmlns:wne="http://schemas.microsoft.com/office/word/2006/wordml" xmlns:wps="http://schemas.microsoft.com/office/word/2010/wordprocessingShape" mc:Ignorable="w14 w15 w16se w16cid w16 w16cex w16sdtdh wp14">
+<w:numbering xmlns:wpc="http://schemas.microsoft.com/office/word/2010/wordprocessingCanvas" xmlns:cx="http://schemas.microsoft.com/office/drawing/2014/chartex" xmlns:cx1="http://schemas.microsoft.com/office/drawing/2015/9/8/chartex" xmlns:cx2="http://schemas.microsoft.com/office/drawing/2015/10/21/chartex" xmlns:cx3="http://schemas.microsoft.com/office/drawing/2016/5/9/chartex" xmlns:cx4="http://schemas.microsoft.com/office/drawing/2016/5/10/chartex" xmlns:cx5="http://schemas.microsoft.com/office/drawing/2016/5/11/chartex" xmlns:cx6="http://schemas.microsoft.com/office/drawing/2016/5/12/chartex" xmlns:cx7="http://schemas.microsoft.com/office/drawing/2016/5/13/chartex" xmlns:cx8="http://schemas.microsoft.com/office/drawing/2016/5/14/chartex" xmlns:mc="http://schemas.openxmlformats.org/markup-compatibility/2006" xmlns:aink="http://schemas.microsoft.com/office/drawing/2016/ink" xmlns:am3d="http://schemas.microsoft.com/office/drawing/2017/model3d" xmlns:o="urn:schemas-microsoft-com:office:office" xmlns:r="http://schemas.openxmlformats.org/officeDocument/2006/relationships" xmlns:m="http://schemas.openxmlformats.org/officeDocument/2006/math" xmlns:v="urn:schemas-microsoft-com:vml" xmlns:wp14="http://schemas.microsoft.com/office/word/2010/wordprocessingDrawing" xmlns:wp="http://schemas.openxmlformats.org/drawingml/2006/wordprocessingDrawing" xmlns:w10="urn:schemas-microsoft-com:office:word" xmlns:w="http://schemas.openxmlformats.org/wordprocessingml/2006/main" xmlns:w14="http://schemas.microsoft.com/office/word/2010/wordml" xmlns:w15="http://schemas.microsoft.com/office/word/2012/wordml" xmlns:w16cex="http://schemas.microsoft.com/office/word/2018/wordml/cex" xmlns:w16cid="http://schemas.microsoft.com/office/word/2016/wordml/cid" xmlns:w16="http://schemas.microsoft.com/office/word/2018/wordml" xmlns:w16se="http://schemas.microsoft.com/office/word/2015/wordml/symex" xmlns:wpg="http://schemas.microsoft.com/office/word/2010/wordprocessingGroup" xmlns:wpi="http://schemas.microsoft.com/office/word/2010/wordprocessingInk" xmlns:wne="http://schemas.microsoft.com/office/word/2006/wordml" xmlns:wps="http://schemas.microsoft.com/office/word/2010/wordprocessingShape" mc:Ignorable="w14 w15 w16se w16cid w16 w16cex wp14">
   <w:abstractNum w:abstractNumId="0" w15:restartNumberingAfterBreak="0">
     <w:nsid w:val="FFFFFF89"/>
     <w:multiLevelType w:val="singleLevel"/>
@@ -17564,7 +17565,7 @@
 </file>
 
 <file path=word/styles.xml><?xml version="1.0" encoding="utf-8"?>
-<w:styles xmlns:mc="http://schemas.openxmlformats.org/markup-compatibility/2006" xmlns:r="http://schemas.openxmlformats.org/officeDocument/2006/relationships" xmlns:w="http://schemas.openxmlformats.org/wordprocessingml/2006/main" xmlns:w14="http://schemas.microsoft.com/office/word/2010/wordml" xmlns:w15="http://schemas.microsoft.com/office/word/2012/wordml" xmlns:w16cex="http://schemas.microsoft.com/office/word/2018/wordml/cex" xmlns:w16cid="http://schemas.microsoft.com/office/word/2016/wordml/cid" xmlns:w16="http://schemas.microsoft.com/office/word/2018/wordml" xmlns:w16sdtdh="http://schemas.microsoft.com/office/word/2020/wordml/sdtdatahash" xmlns:w16se="http://schemas.microsoft.com/office/word/2015/wordml/symex" mc:Ignorable="w14 w15 w16se w16cid w16 w16cex w16sdtdh">
+<w:styles xmlns:mc="http://schemas.openxmlformats.org/markup-compatibility/2006" xmlns:r="http://schemas.openxmlformats.org/officeDocument/2006/relationships" xmlns:w="http://schemas.openxmlformats.org/wordprocessingml/2006/main" xmlns:w14="http://schemas.microsoft.com/office/word/2010/wordml" xmlns:w15="http://schemas.microsoft.com/office/word/2012/wordml" xmlns:w16cex="http://schemas.microsoft.com/office/word/2018/wordml/cex" xmlns:w16cid="http://schemas.microsoft.com/office/word/2016/wordml/cid" xmlns:w16="http://schemas.microsoft.com/office/word/2018/wordml" xmlns:w16se="http://schemas.microsoft.com/office/word/2015/wordml/symex" mc:Ignorable="w14 w15 w16se w16cid w16 w16cex">
   <w:docDefaults>
     <w:rPrDefault>
       <w:rPr>
@@ -19279,6 +19280,21 @@
 </file>
 
 <file path=customXml/item2.xml><?xml version="1.0" encoding="utf-8"?>
+<p:properties xmlns:p="http://schemas.microsoft.com/office/2006/metadata/properties" xmlns:xsi="http://www.w3.org/2001/XMLSchema-instance" xmlns:pc="http://schemas.microsoft.com/office/infopath/2007/PartnerControls">
+  <documentManagement>
+    <TaxCatchAll xmlns="13c90a0b-73bc-4dc0-be5f-28d77b615beb" xsi:nil="true"/>
+    <lcf76f155ced4ddcb4097134ff3c332f xmlns="13c93bba-48ce-428c-bfe5-88b42c19b028">
+      <Terms xmlns="http://schemas.microsoft.com/office/infopath/2007/PartnerControls"/>
+    </lcf76f155ced4ddcb4097134ff3c332f>
+  </documentManagement>
+</p:properties>
+</file>
+
+<file path=customXml/item3.xml><?xml version="1.0" encoding="utf-8"?>
+<b:Sources xmlns:b="http://schemas.openxmlformats.org/officeDocument/2006/bibliography" xmlns="http://schemas.openxmlformats.org/officeDocument/2006/bibliography" SelectedStyle="\APASixthEditionOfficeOnline.xsl" StyleName="APA" Version="6"/>
+</file>
+
+<file path=customXml/item4.xml><?xml version="1.0" encoding="utf-8"?>
 <ct:contentTypeSchema xmlns:ct="http://schemas.microsoft.com/office/2006/metadata/contentType" xmlns:ma="http://schemas.microsoft.com/office/2006/metadata/properties/metaAttributes" ct:_="" ma:_="" ma:contentTypeName="Documento" ma:contentTypeID="0x0101006A81D6BD42E8DF4C91013959704817E1" ma:contentTypeVersion="15" ma:contentTypeDescription="Crear nuevo documento." ma:contentTypeScope="" ma:versionID="bf4f72ffd194f0963ff564daca6869f7">
   <xsd:schema xmlns:xsd="http://www.w3.org/2001/XMLSchema" xmlns:xs="http://www.w3.org/2001/XMLSchema" xmlns:p="http://schemas.microsoft.com/office/2006/metadata/properties" xmlns:ns2="13c90a0b-73bc-4dc0-be5f-28d77b615beb" xmlns:ns3="13c93bba-48ce-428c-bfe5-88b42c19b028" targetNamespace="http://schemas.microsoft.com/office/2006/metadata/properties" ma:root="true" ma:fieldsID="8718d6f4873a5b1392a45044efa78385" ns2:_="" ns3:_="">
     <xsd:import namespace="13c90a0b-73bc-4dc0-be5f-28d77b615beb"/>
@@ -19513,21 +19529,6 @@
 </ct:contentTypeSchema>
 </file>
 
-<file path=customXml/item3.xml><?xml version="1.0" encoding="utf-8"?>
-<b:Sources xmlns:b="http://schemas.openxmlformats.org/officeDocument/2006/bibliography" xmlns="http://schemas.openxmlformats.org/officeDocument/2006/bibliography" SelectedStyle="\APASixthEditionOfficeOnline.xsl" StyleName="APA" Version="6"/>
-</file>
-
-<file path=customXml/item4.xml><?xml version="1.0" encoding="utf-8"?>
-<p:properties xmlns:p="http://schemas.microsoft.com/office/2006/metadata/properties" xmlns:xsi="http://www.w3.org/2001/XMLSchema-instance" xmlns:pc="http://schemas.microsoft.com/office/infopath/2007/PartnerControls">
-  <documentManagement>
-    <TaxCatchAll xmlns="13c90a0b-73bc-4dc0-be5f-28d77b615beb" xsi:nil="true"/>
-    <lcf76f155ced4ddcb4097134ff3c332f xmlns="13c93bba-48ce-428c-bfe5-88b42c19b028">
-      <Terms xmlns="http://schemas.microsoft.com/office/infopath/2007/PartnerControls"/>
-    </lcf76f155ced4ddcb4097134ff3c332f>
-  </documentManagement>
-</p:properties>
-</file>
-
 <file path=customXml/itemProps1.xml><?xml version="1.0" encoding="utf-8"?>
 <ds:datastoreItem xmlns:ds="http://schemas.openxmlformats.org/officeDocument/2006/customXml" ds:itemID="{2BB5E096-5735-4A51-A3F9-EE420BB1A34D}">
   <ds:schemaRefs>
@@ -19537,6 +19538,25 @@
 </file>
 
 <file path=customXml/itemProps2.xml><?xml version="1.0" encoding="utf-8"?>
+<ds:datastoreItem xmlns:ds="http://schemas.openxmlformats.org/officeDocument/2006/customXml" ds:itemID="{2BAF9425-517C-4E86-95EB-B9D31BC9B569}">
+  <ds:schemaRefs>
+    <ds:schemaRef ds:uri="http://schemas.microsoft.com/office/2006/metadata/properties"/>
+    <ds:schemaRef ds:uri="http://schemas.microsoft.com/office/infopath/2007/PartnerControls"/>
+    <ds:schemaRef ds:uri="13c90a0b-73bc-4dc0-be5f-28d77b615beb"/>
+    <ds:schemaRef ds:uri="13c93bba-48ce-428c-bfe5-88b42c19b028"/>
+  </ds:schemaRefs>
+</ds:datastoreItem>
+</file>
+
+<file path=customXml/itemProps3.xml><?xml version="1.0" encoding="utf-8"?>
+<ds:datastoreItem xmlns:ds="http://schemas.openxmlformats.org/officeDocument/2006/customXml" ds:itemID="{57503603-FDD7-45F7-82C1-E324382FB880}">
+  <ds:schemaRefs>
+    <ds:schemaRef ds:uri="http://schemas.openxmlformats.org/officeDocument/2006/bibliography"/>
+  </ds:schemaRefs>
+</ds:datastoreItem>
+</file>
+
+<file path=customXml/itemProps4.xml><?xml version="1.0" encoding="utf-8"?>
 <ds:datastoreItem xmlns:ds="http://schemas.openxmlformats.org/officeDocument/2006/customXml" ds:itemID="{2CCFA305-CDD4-4E31-966F-978981856D07}">
   <ds:schemaRefs>
     <ds:schemaRef ds:uri="http://schemas.microsoft.com/office/2006/metadata/contentType"/>
@@ -19553,23 +19573,4 @@
     <ds:schemaRef ds:uri="http://schemas.microsoft.com/internal/obd"/>
   </ds:schemaRefs>
 </ds:datastoreItem>
-</file>
-
-<file path=customXml/itemProps3.xml><?xml version="1.0" encoding="utf-8"?>
-<ds:datastoreItem xmlns:ds="http://schemas.openxmlformats.org/officeDocument/2006/customXml" ds:itemID="{57503603-FDD7-45F7-82C1-E324382FB880}">
-  <ds:schemaRefs>
-    <ds:schemaRef ds:uri="http://schemas.openxmlformats.org/officeDocument/2006/bibliography"/>
-  </ds:schemaRefs>
-</ds:datastoreItem>
-</file>
-
-<file path=customXml/itemProps4.xml><?xml version="1.0" encoding="utf-8"?>
-<ds:datastoreItem xmlns:ds="http://schemas.openxmlformats.org/officeDocument/2006/customXml" ds:itemID="{2BAF9425-517C-4E86-95EB-B9D31BC9B569}">
-  <ds:schemaRefs>
-    <ds:schemaRef ds:uri="http://schemas.microsoft.com/office/2006/metadata/properties"/>
-    <ds:schemaRef ds:uri="http://schemas.microsoft.com/office/infopath/2007/PartnerControls"/>
-    <ds:schemaRef ds:uri="13c90a0b-73bc-4dc0-be5f-28d77b615beb"/>
-    <ds:schemaRef ds:uri="13c93bba-48ce-428c-bfe5-88b42c19b028"/>
-  </ds:schemaRefs>
-</ds:datastoreItem>
 </file>